--- a/baocaotiendo_nhom04.docx
+++ b/baocaotiendo_nhom04.docx
@@ -442,7 +442,7 @@
                 <w:sz w:val="36"/>
                 <w:szCs w:val="36"/>
               </w:rPr>
-              <w:t>Chương trình tạo ảnh động</w:t>
+              <w:t xml:space="preserve">CHƯƠNG TRÌNH TẠO ẢNH ĐỘNG </w:t>
             </w:r>
           </w:p>
           <w:p>
@@ -1120,7 +1120,7 @@
                 <w:sz w:val="36"/>
                 <w:szCs w:val="36"/>
               </w:rPr>
-              <w:t>Chương trình tạo ảnh động</w:t>
+              <w:t>CHƯƠNG TRÌNH TẠO ẢNH ĐỘNG</w:t>
             </w:r>
           </w:p>
           <w:p>

--- a/baocaotiendo_nhom04.docx
+++ b/baocaotiendo_nhom04.docx
@@ -37,26 +37,6 @@
             </w:pPr>
             <w:bookmarkStart w:id="0" w:name="_Hlk214046355"/>
             <w:bookmarkEnd w:id="0"/>
-          </w:p>
-          <w:p>
-            <w:pPr>
-              <w:jc w:val="center"/>
-              <w:rPr>
-                <w:rFonts w:cs="Times New Roman"/>
-                <w:b/>
-                <w:sz w:val="32"/>
-                <w:szCs w:val="32"/>
-              </w:rPr>
-            </w:pPr>
-            <w:r>
-              <w:rPr>
-                <w:rFonts w:cs="Times New Roman"/>
-                <w:b/>
-                <w:sz w:val="32"/>
-                <w:szCs w:val="32"/>
-              </w:rPr>
-              <w:t>BỘ XÂY DỰNG</w:t>
-            </w:r>
           </w:p>
           <w:p>
             <w:pPr>
@@ -167,7 +147,7 @@
                     </wp:anchor>
                   </w:drawing>
                 </mc:Choice>
-                <mc:Fallback xmlns:oel="http://schemas.microsoft.com/office/2019/extlst" xmlns:w16du="http://schemas.microsoft.com/office/word/2023/wordml/word16du" xmlns:w16sdtfl="http://schemas.microsoft.com/office/word/2024/wordml/sdtformatlock">
+                <mc:Fallback xmlns:w16sdtfl="http://schemas.microsoft.com/office/word/2024/wordml/sdtformatlock" xmlns:w16du="http://schemas.microsoft.com/office/word/2023/wordml/word16du" xmlns:oel="http://schemas.microsoft.com/office/2019/extlst">
                   <w:pict>
                     <v:line w14:anchorId="4336970D" id="Straight Connector 7" o:spid="_x0000_s1026" style="position:absolute;flip:y;z-index:251659264;visibility:visible;mso-wrap-style:square;mso-width-percent:0;mso-height-percent:0;mso-wrap-distance-left:9pt;mso-wrap-distance-top:0;mso-wrap-distance-right:9pt;mso-wrap-distance-bottom:0;mso-position-horizontal:absolute;mso-position-horizontal-relative:text;mso-position-vertical:absolute;mso-position-vertical-relative:text;mso-width-percent:0;mso-height-percent:0;mso-width-relative:margin;mso-height-relative:margin" from="157.3pt,6.25pt" to="318.55pt,6.25pt" o:gfxdata="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" strokecolor="black [3200]" strokeweight=".5pt">
                       <v:stroke joinstyle="miter"/>
@@ -329,7 +309,7 @@
                     </wp:inline>
                   </w:drawing>
                 </mc:Choice>
-                <mc:Fallback xmlns:oel="http://schemas.microsoft.com/office/2019/extlst" xmlns:w16du="http://schemas.microsoft.com/office/word/2023/wordml/word16du" xmlns:w16sdtfl="http://schemas.microsoft.com/office/word/2024/wordml/sdtformatlock">
+                <mc:Fallback xmlns:w16sdtfl="http://schemas.microsoft.com/office/word/2024/wordml/sdtformatlock" xmlns:w16du="http://schemas.microsoft.com/office/word/2023/wordml/word16du" xmlns:oel="http://schemas.microsoft.com/office/2019/extlst">
                   <w:pict>
                     <v:rect w14:anchorId="4197A250" id="Rectangle 5" o:spid="_x0000_s1026" alt="Giới Thiệu Trường Đại Học Khánh Hòa - UKH" style="width:24pt;height:24pt;visibility:visible;mso-wrap-style:square;mso-left-percent:-10001;mso-top-percent:-10001;mso-position-horizontal:absolute;mso-position-horizontal-relative:char;mso-position-vertical:absolute;mso-position-vertical-relative:line;mso-left-percent:-10001;mso-top-percent:-10001;v-text-anchor:top" o:gfxdata="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" filled="f" stroked="f">
                       <o:lock v:ext="edit" aspectratio="t"/>
@@ -442,19 +422,17 @@
                 <w:sz w:val="36"/>
                 <w:szCs w:val="36"/>
               </w:rPr>
-              <w:t>Chương trình tạo ảnh động</w:t>
+              <w:t xml:space="preserve">XÂY </w:t>
             </w:r>
-          </w:p>
-          <w:p>
-            <w:pPr>
-              <w:jc w:val="center"/>
+            <w:r>
               <w:rPr>
                 <w:rFonts w:cs="Times New Roman"/>
                 <w:b/>
-                <w:sz w:val="26"/>
-                <w:szCs w:val="26"/>
-              </w:rPr>
-            </w:pPr>
+                <w:sz w:val="36"/>
+                <w:szCs w:val="36"/>
+              </w:rPr>
+              <w:t>DỰNG CHƯƠNG TRÌNH TẠO ẢNH ĐỘNG</w:t>
+            </w:r>
           </w:p>
           <w:p>
             <w:pPr>
@@ -727,26 +705,6 @@
                 <w:szCs w:val="32"/>
               </w:rPr>
             </w:pPr>
-          </w:p>
-          <w:p>
-            <w:pPr>
-              <w:jc w:val="center"/>
-              <w:rPr>
-                <w:rFonts w:cs="Times New Roman"/>
-                <w:b/>
-                <w:sz w:val="32"/>
-                <w:szCs w:val="32"/>
-              </w:rPr>
-            </w:pPr>
-            <w:r>
-              <w:rPr>
-                <w:rFonts w:cs="Times New Roman"/>
-                <w:b/>
-                <w:sz w:val="32"/>
-                <w:szCs w:val="32"/>
-              </w:rPr>
-              <w:t>BỘ XÂY DỰNG</w:t>
-            </w:r>
           </w:p>
           <w:p>
             <w:pPr>
@@ -857,7 +815,7 @@
                     </wp:anchor>
                   </w:drawing>
                 </mc:Choice>
-                <mc:Fallback xmlns:oel="http://schemas.microsoft.com/office/2019/extlst" xmlns:w16du="http://schemas.microsoft.com/office/word/2023/wordml/word16du" xmlns:w16sdtfl="http://schemas.microsoft.com/office/word/2024/wordml/sdtformatlock">
+                <mc:Fallback xmlns:w16sdtfl="http://schemas.microsoft.com/office/word/2024/wordml/sdtformatlock" xmlns:w16du="http://schemas.microsoft.com/office/word/2023/wordml/word16du" xmlns:oel="http://schemas.microsoft.com/office/2019/extlst">
                   <w:pict>
                     <v:line w14:anchorId="717A36B3" id="Straight Connector 4" o:spid="_x0000_s1026" style="position:absolute;flip:y;z-index:251661312;visibility:visible;mso-wrap-style:square;mso-width-percent:0;mso-height-percent:0;mso-wrap-distance-left:9pt;mso-wrap-distance-top:0;mso-wrap-distance-right:9pt;mso-wrap-distance-bottom:0;mso-position-horizontal:absolute;mso-position-horizontal-relative:text;mso-position-vertical:absolute;mso-position-vertical-relative:text;mso-width-percent:0;mso-height-percent:0;mso-width-relative:margin;mso-height-relative:margin" from="157.3pt,6.25pt" to="318.55pt,6.25pt" o:gfxdata="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" strokecolor="black [3200]" strokeweight=".5pt">
                       <v:stroke joinstyle="miter"/>
@@ -1019,7 +977,7 @@
                     </wp:inline>
                   </w:drawing>
                 </mc:Choice>
-                <mc:Fallback xmlns:oel="http://schemas.microsoft.com/office/2019/extlst" xmlns:w16du="http://schemas.microsoft.com/office/word/2023/wordml/word16du" xmlns:w16sdtfl="http://schemas.microsoft.com/office/word/2024/wordml/sdtformatlock">
+                <mc:Fallback xmlns:w16sdtfl="http://schemas.microsoft.com/office/word/2024/wordml/sdtformatlock" xmlns:w16du="http://schemas.microsoft.com/office/word/2023/wordml/word16du" xmlns:oel="http://schemas.microsoft.com/office/2019/extlst">
                   <w:pict>
                     <v:rect w14:anchorId="1B45129A" id="Rectangle 1" o:spid="_x0000_s1026" alt="Giới Thiệu Trường Đại Học Khánh Hòa - UKH" style="width:24pt;height:24pt;visibility:visible;mso-wrap-style:square;mso-left-percent:-10001;mso-top-percent:-10001;mso-position-horizontal:absolute;mso-position-horizontal-relative:char;mso-position-vertical:absolute;mso-position-vertical-relative:line;mso-left-percent:-10001;mso-top-percent:-10001;v-text-anchor:top" o:gfxdata="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" filled="f" stroked="f">
                       <o:lock v:ext="edit" aspectratio="t"/>
@@ -1116,14 +1074,22 @@
           </w:p>
           <w:p>
             <w:pPr>
-              <w:jc w:val="center"/>
+              <w:rPr>
+                <w:rFonts w:cs="Times New Roman"/>
+                <w:b/>
+                <w:sz w:val="26"/>
+                <w:szCs w:val="26"/>
+              </w:rPr>
+            </w:pPr>
+            <w:r>
               <w:rPr>
                 <w:rFonts w:cs="Times New Roman"/>
                 <w:b/>
                 <w:sz w:val="36"/>
                 <w:szCs w:val="36"/>
               </w:rPr>
-            </w:pPr>
+              <w:t xml:space="preserve">       </w:t>
+            </w:r>
             <w:r>
               <w:rPr>
                 <w:rFonts w:cs="Times New Roman"/>
@@ -1131,18 +1097,17 @@
                 <w:sz w:val="36"/>
                 <w:szCs w:val="36"/>
               </w:rPr>
-              <w:t>Chương trình tạo ảnh động</w:t>
+              <w:t>XÂY DỰNG CHƯƠNG TRÌNH TẠO ẢNH ĐỘNG</w:t>
             </w:r>
-          </w:p>
-          <w:p>
-            <w:pPr>
+            <w:r>
               <w:rPr>
                 <w:rFonts w:cs="Times New Roman"/>
                 <w:b/>
                 <w:sz w:val="26"/>
                 <w:szCs w:val="26"/>
               </w:rPr>
-            </w:pPr>
+              <w:t xml:space="preserve"> </w:t>
+            </w:r>
             <w:r>
               <w:rPr>
                 <w:rFonts w:cs="Times New Roman"/>
@@ -1451,7 +1416,7 @@
               <w:jc w:val="center"/>
               <w:rPr>
                 <w:rFonts w:cs="Times New Roman"/>
-                <w:b/>
+                <w:bCs/>
                 <w:sz w:val="28"/>
                 <w:szCs w:val="28"/>
               </w:rPr>
@@ -1459,7 +1424,7 @@
             <w:r>
               <w:rPr>
                 <w:rFonts w:cs="Times New Roman"/>
-                <w:b/>
+                <w:bCs/>
                 <w:sz w:val="28"/>
                 <w:szCs w:val="28"/>
               </w:rPr>
@@ -1483,7 +1448,7 @@
               <w:jc w:val="center"/>
               <w:rPr>
                 <w:rFonts w:cs="Times New Roman"/>
-                <w:b/>
+                <w:bCs/>
                 <w:sz w:val="28"/>
                 <w:szCs w:val="28"/>
               </w:rPr>
@@ -1491,7 +1456,7 @@
             <w:r>
               <w:rPr>
                 <w:rFonts w:cs="Times New Roman"/>
-                <w:b/>
+                <w:bCs/>
                 <w:sz w:val="28"/>
                 <w:szCs w:val="28"/>
               </w:rPr>
@@ -1515,7 +1480,7 @@
               <w:jc w:val="center"/>
               <w:rPr>
                 <w:rFonts w:cs="Times New Roman"/>
-                <w:b/>
+                <w:bCs/>
                 <w:sz w:val="28"/>
                 <w:szCs w:val="28"/>
               </w:rPr>
@@ -1523,7 +1488,7 @@
             <w:r>
               <w:rPr>
                 <w:rFonts w:cs="Times New Roman"/>
-                <w:b/>
+                <w:bCs/>
                 <w:sz w:val="28"/>
                 <w:szCs w:val="28"/>
               </w:rPr>
@@ -1547,7 +1512,7 @@
               <w:jc w:val="center"/>
               <w:rPr>
                 <w:rFonts w:cs="Times New Roman"/>
-                <w:b/>
+                <w:bCs/>
                 <w:sz w:val="28"/>
                 <w:szCs w:val="28"/>
               </w:rPr>
@@ -1555,7 +1520,7 @@
             <w:r>
               <w:rPr>
                 <w:rFonts w:cs="Times New Roman"/>
-                <w:b/>
+                <w:bCs/>
                 <w:sz w:val="28"/>
                 <w:szCs w:val="28"/>
               </w:rPr>
@@ -1579,7 +1544,7 @@
               <w:jc w:val="center"/>
               <w:rPr>
                 <w:rFonts w:cs="Times New Roman"/>
-                <w:b/>
+                <w:bCs/>
                 <w:sz w:val="28"/>
                 <w:szCs w:val="28"/>
               </w:rPr>
@@ -1587,7 +1552,7 @@
             <w:r>
               <w:rPr>
                 <w:rFonts w:cs="Times New Roman"/>
-                <w:b/>
+                <w:bCs/>
                 <w:sz w:val="28"/>
                 <w:szCs w:val="28"/>
               </w:rPr>
@@ -1617,6 +1582,7 @@
               <w:jc w:val="center"/>
               <w:rPr>
                 <w:rFonts w:cs="Times New Roman"/>
+                <w:bCs/>
                 <w:sz w:val="28"/>
                 <w:szCs w:val="28"/>
               </w:rPr>
@@ -1624,6 +1590,7 @@
             <w:r>
               <w:rPr>
                 <w:rFonts w:cs="Times New Roman"/>
+                <w:bCs/>
                 <w:sz w:val="28"/>
                 <w:szCs w:val="28"/>
               </w:rPr>
@@ -1648,20 +1615,19 @@
               <w:jc w:val="center"/>
               <w:rPr>
                 <w:rFonts w:cs="Times New Roman"/>
-                <w:b/>
-                <w:sz w:val="28"/>
-                <w:szCs w:val="28"/>
-              </w:rPr>
-            </w:pPr>
-            <w:r>
-              <w:rPr>
-                <w:rFonts w:cs="Times New Roman"/>
-                <w:b/>
                 <w:bCs/>
                 <w:sz w:val="28"/>
                 <w:szCs w:val="28"/>
               </w:rPr>
-              <w:t>Lê Quang Nguyên</w:t>
+            </w:pPr>
+            <w:r>
+              <w:rPr>
+                <w:rFonts w:cs="Times New Roman"/>
+                <w:bCs/>
+                <w:sz w:val="28"/>
+                <w:szCs w:val="28"/>
+              </w:rPr>
+              <w:t>Trần Phạm Minh Đức</w:t>
             </w:r>
           </w:p>
         </w:tc>
@@ -1682,20 +1648,19 @@
               <w:jc w:val="center"/>
               <w:rPr>
                 <w:rFonts w:cs="Times New Roman"/>
-                <w:b/>
-                <w:sz w:val="28"/>
-                <w:szCs w:val="28"/>
-              </w:rPr>
-            </w:pPr>
-            <w:r>
-              <w:rPr>
-                <w:rFonts w:cs="Times New Roman"/>
-                <w:b/>
                 <w:bCs/>
                 <w:sz w:val="28"/>
                 <w:szCs w:val="28"/>
               </w:rPr>
-              <w:t>2331540284</w:t>
+            </w:pPr>
+            <w:r>
+              <w:rPr>
+                <w:rFonts w:cs="Times New Roman"/>
+                <w:bCs/>
+                <w:sz w:val="28"/>
+                <w:szCs w:val="28"/>
+              </w:rPr>
+              <w:t>2331540141</w:t>
             </w:r>
           </w:p>
         </w:tc>
@@ -1716,20 +1681,19 @@
               <w:jc w:val="center"/>
               <w:rPr>
                 <w:rFonts w:cs="Times New Roman"/>
-                <w:b/>
-                <w:sz w:val="28"/>
-                <w:szCs w:val="28"/>
-              </w:rPr>
-            </w:pPr>
-            <w:r>
-              <w:rPr>
-                <w:rFonts w:cs="Times New Roman"/>
-                <w:b/>
                 <w:bCs/>
                 <w:sz w:val="28"/>
                 <w:szCs w:val="28"/>
               </w:rPr>
-              <w:t>23ĐHTT01</w:t>
+            </w:pPr>
+            <w:r>
+              <w:rPr>
+                <w:rFonts w:cs="Times New Roman"/>
+                <w:bCs/>
+                <w:sz w:val="28"/>
+                <w:szCs w:val="28"/>
+              </w:rPr>
+              <w:t>23ĐHTT03</w:t>
             </w:r>
           </w:p>
         </w:tc>
@@ -1750,7 +1714,7 @@
               <w:jc w:val="center"/>
               <w:rPr>
                 <w:rFonts w:cs="Times New Roman"/>
-                <w:b/>
+                <w:bCs/>
                 <w:sz w:val="28"/>
                 <w:szCs w:val="28"/>
               </w:rPr>
@@ -1758,6 +1722,176 @@
             <w:r>
               <w:rPr>
                 <w:rFonts w:cs="Times New Roman"/>
+                <w:bCs/>
+                <w:sz w:val="28"/>
+                <w:szCs w:val="28"/>
+              </w:rPr>
+              <w:t>Nhóm Trưởng</w:t>
+            </w:r>
+          </w:p>
+        </w:tc>
+      </w:tr>
+      <w:tr>
+        <w:trPr>
+          <w:trHeight w:val="567"/>
+        </w:trPr>
+        <w:tc>
+          <w:tcPr>
+            <w:tcW w:w="747" w:type="dxa"/>
+            <w:tcBorders>
+              <w:top w:val="single" w:sz="4" w:space="0" w:color="auto"/>
+              <w:left w:val="single" w:sz="4" w:space="0" w:color="auto"/>
+              <w:bottom w:val="single" w:sz="4" w:space="0" w:color="auto"/>
+              <w:right w:val="single" w:sz="4" w:space="0" w:color="auto"/>
+            </w:tcBorders>
+            <w:vAlign w:val="center"/>
+            <w:hideMark/>
+          </w:tcPr>
+          <w:p>
+            <w:pPr>
+              <w:jc w:val="center"/>
+              <w:rPr>
+                <w:rFonts w:cs="Times New Roman"/>
+                <w:bCs/>
+                <w:sz w:val="28"/>
+                <w:szCs w:val="28"/>
+              </w:rPr>
+            </w:pPr>
+            <w:r>
+              <w:rPr>
+                <w:rFonts w:cs="Times New Roman"/>
+                <w:bCs/>
+                <w:sz w:val="28"/>
+                <w:szCs w:val="28"/>
+              </w:rPr>
+              <w:t>2</w:t>
+            </w:r>
+          </w:p>
+        </w:tc>
+        <w:tc>
+          <w:tcPr>
+            <w:tcW w:w="3506" w:type="dxa"/>
+            <w:tcBorders>
+              <w:top w:val="single" w:sz="4" w:space="0" w:color="auto"/>
+              <w:left w:val="single" w:sz="4" w:space="0" w:color="auto"/>
+              <w:bottom w:val="single" w:sz="4" w:space="0" w:color="auto"/>
+              <w:right w:val="single" w:sz="4" w:space="0" w:color="auto"/>
+            </w:tcBorders>
+            <w:vAlign w:val="center"/>
+            <w:hideMark/>
+          </w:tcPr>
+          <w:p>
+            <w:pPr>
+              <w:jc w:val="center"/>
+              <w:rPr>
+                <w:rFonts w:cs="Times New Roman"/>
+                <w:bCs/>
+                <w:sz w:val="28"/>
+                <w:szCs w:val="28"/>
+              </w:rPr>
+            </w:pPr>
+            <w:r>
+              <w:rPr>
+                <w:rFonts w:cs="Times New Roman"/>
+                <w:bCs/>
+                <w:sz w:val="28"/>
+                <w:szCs w:val="28"/>
+              </w:rPr>
+              <w:t>Ao Trường Giang</w:t>
+            </w:r>
+          </w:p>
+        </w:tc>
+        <w:tc>
+          <w:tcPr>
+            <w:tcW w:w="1843" w:type="dxa"/>
+            <w:tcBorders>
+              <w:top w:val="single" w:sz="4" w:space="0" w:color="auto"/>
+              <w:left w:val="single" w:sz="4" w:space="0" w:color="auto"/>
+              <w:bottom w:val="single" w:sz="4" w:space="0" w:color="auto"/>
+              <w:right w:val="single" w:sz="4" w:space="0" w:color="auto"/>
+            </w:tcBorders>
+            <w:vAlign w:val="center"/>
+            <w:hideMark/>
+          </w:tcPr>
+          <w:p>
+            <w:pPr>
+              <w:jc w:val="center"/>
+              <w:rPr>
+                <w:bCs/>
+                <w:color w:val="000000"/>
+                <w:sz w:val="22"/>
+              </w:rPr>
+            </w:pPr>
+            <w:r>
+              <w:rPr>
+                <w:rFonts w:cs="Times New Roman"/>
+                <w:bCs/>
+                <w:sz w:val="28"/>
+                <w:szCs w:val="28"/>
+              </w:rPr>
+              <w:t>2331540143</w:t>
+            </w:r>
+          </w:p>
+        </w:tc>
+        <w:tc>
+          <w:tcPr>
+            <w:tcW w:w="1996" w:type="dxa"/>
+            <w:tcBorders>
+              <w:top w:val="single" w:sz="4" w:space="0" w:color="auto"/>
+              <w:left w:val="single" w:sz="4" w:space="0" w:color="auto"/>
+              <w:bottom w:val="single" w:sz="4" w:space="0" w:color="auto"/>
+              <w:right w:val="single" w:sz="4" w:space="0" w:color="auto"/>
+            </w:tcBorders>
+            <w:vAlign w:val="center"/>
+            <w:hideMark/>
+          </w:tcPr>
+          <w:p>
+            <w:pPr>
+              <w:jc w:val="center"/>
+              <w:rPr>
+                <w:rFonts w:cs="Times New Roman"/>
+                <w:bCs/>
+                <w:sz w:val="28"/>
+                <w:szCs w:val="28"/>
+              </w:rPr>
+            </w:pPr>
+            <w:r>
+              <w:rPr>
+                <w:rFonts w:cs="Times New Roman"/>
+                <w:bCs/>
+                <w:sz w:val="28"/>
+                <w:szCs w:val="28"/>
+              </w:rPr>
+              <w:t>23ĐHTT03</w:t>
+            </w:r>
+          </w:p>
+        </w:tc>
+        <w:tc>
+          <w:tcPr>
+            <w:tcW w:w="2398" w:type="dxa"/>
+            <w:tcBorders>
+              <w:top w:val="single" w:sz="4" w:space="0" w:color="auto"/>
+              <w:left w:val="single" w:sz="4" w:space="0" w:color="auto"/>
+              <w:bottom w:val="single" w:sz="4" w:space="0" w:color="auto"/>
+              <w:right w:val="single" w:sz="4" w:space="0" w:color="auto"/>
+            </w:tcBorders>
+            <w:vAlign w:val="center"/>
+            <w:hideMark/>
+          </w:tcPr>
+          <w:p>
+            <w:pPr>
+              <w:jc w:val="center"/>
+              <w:rPr>
+                <w:rFonts w:cs="Times New Roman"/>
+                <w:bCs/>
+                <w:sz w:val="28"/>
+                <w:szCs w:val="28"/>
+              </w:rPr>
+            </w:pPr>
+            <w:r>
+              <w:rPr>
+                <w:rFonts w:cs="Times New Roman"/>
+                <w:bCs/>
                 <w:sz w:val="28"/>
                 <w:szCs w:val="28"/>
               </w:rPr>
@@ -1787,6 +1921,7 @@
               <w:jc w:val="center"/>
               <w:rPr>
                 <w:rFonts w:cs="Times New Roman"/>
+                <w:bCs/>
                 <w:sz w:val="28"/>
                 <w:szCs w:val="28"/>
               </w:rPr>
@@ -1794,10 +1929,11 @@
             <w:r>
               <w:rPr>
                 <w:rFonts w:cs="Times New Roman"/>
+                <w:bCs/>
                 <w:sz w:val="28"/>
                 <w:szCs w:val="28"/>
               </w:rPr>
-              <w:t>2</w:t>
+              <w:t>3</w:t>
             </w:r>
           </w:p>
         </w:tc>
@@ -1818,20 +1954,19 @@
               <w:jc w:val="center"/>
               <w:rPr>
                 <w:rFonts w:cs="Times New Roman"/>
-                <w:b/>
-                <w:sz w:val="28"/>
-                <w:szCs w:val="28"/>
-              </w:rPr>
-            </w:pPr>
-            <w:r>
-              <w:rPr>
-                <w:rFonts w:cs="Times New Roman"/>
-                <w:b/>
                 <w:bCs/>
                 <w:sz w:val="28"/>
                 <w:szCs w:val="28"/>
               </w:rPr>
-              <w:t>Ao Trường Giang</w:t>
+            </w:pPr>
+            <w:r>
+              <w:rPr>
+                <w:rFonts w:cs="Times New Roman"/>
+                <w:bCs/>
+                <w:sz w:val="28"/>
+                <w:szCs w:val="28"/>
+              </w:rPr>
+              <w:t>Hoàng Quốc Cường</w:t>
             </w:r>
           </w:p>
         </w:tc>
@@ -1851,19 +1986,29 @@
             <w:pPr>
               <w:jc w:val="center"/>
               <w:rPr>
-                <w:color w:val="000000"/>
-                <w:sz w:val="22"/>
-              </w:rPr>
-            </w:pPr>
-            <w:r>
-              <w:rPr>
-                <w:rFonts w:cs="Times New Roman"/>
-                <w:b/>
+                <w:rFonts w:cs="Times New Roman"/>
                 <w:bCs/>
                 <w:sz w:val="28"/>
                 <w:szCs w:val="28"/>
               </w:rPr>
-              <w:t>2331540143</w:t>
+            </w:pPr>
+            <w:r>
+              <w:rPr>
+                <w:rFonts w:cs="Times New Roman"/>
+                <w:bCs/>
+                <w:sz w:val="28"/>
+                <w:szCs w:val="28"/>
+              </w:rPr>
+              <w:t>2331540</w:t>
+            </w:r>
+            <w:r>
+              <w:rPr>
+                <w:rFonts w:cs="Times New Roman"/>
+                <w:bCs/>
+                <w:sz w:val="28"/>
+                <w:szCs w:val="28"/>
+              </w:rPr>
+              <w:t>249</w:t>
             </w:r>
           </w:p>
         </w:tc>
@@ -1884,20 +2029,19 @@
               <w:jc w:val="center"/>
               <w:rPr>
                 <w:rFonts w:cs="Times New Roman"/>
-                <w:b/>
-                <w:sz w:val="28"/>
-                <w:szCs w:val="28"/>
-              </w:rPr>
-            </w:pPr>
-            <w:r>
-              <w:rPr>
-                <w:rFonts w:cs="Times New Roman"/>
-                <w:b/>
                 <w:bCs/>
                 <w:sz w:val="28"/>
                 <w:szCs w:val="28"/>
               </w:rPr>
-              <w:t>23ĐHTT03</w:t>
+            </w:pPr>
+            <w:r>
+              <w:rPr>
+                <w:rFonts w:cs="Times New Roman"/>
+                <w:bCs/>
+                <w:sz w:val="28"/>
+                <w:szCs w:val="28"/>
+              </w:rPr>
+              <w:t>23ĐHTT04</w:t>
             </w:r>
           </w:p>
         </w:tc>
@@ -1918,7 +2062,7 @@
               <w:jc w:val="center"/>
               <w:rPr>
                 <w:rFonts w:cs="Times New Roman"/>
-                <w:b/>
+                <w:bCs/>
                 <w:sz w:val="28"/>
                 <w:szCs w:val="28"/>
               </w:rPr>
@@ -1926,6 +2070,7 @@
             <w:r>
               <w:rPr>
                 <w:rFonts w:cs="Times New Roman"/>
+                <w:bCs/>
                 <w:sz w:val="28"/>
                 <w:szCs w:val="28"/>
               </w:rPr>
@@ -1955,183 +2100,15 @@
               <w:jc w:val="center"/>
               <w:rPr>
                 <w:rFonts w:cs="Times New Roman"/>
-                <w:sz w:val="28"/>
-                <w:szCs w:val="28"/>
-              </w:rPr>
-            </w:pPr>
-            <w:r>
-              <w:rPr>
-                <w:rFonts w:cs="Times New Roman"/>
-                <w:sz w:val="28"/>
-                <w:szCs w:val="28"/>
-              </w:rPr>
-              <w:t>3</w:t>
-            </w:r>
-          </w:p>
-        </w:tc>
-        <w:tc>
-          <w:tcPr>
-            <w:tcW w:w="3506" w:type="dxa"/>
-            <w:tcBorders>
-              <w:top w:val="single" w:sz="4" w:space="0" w:color="auto"/>
-              <w:left w:val="single" w:sz="4" w:space="0" w:color="auto"/>
-              <w:bottom w:val="single" w:sz="4" w:space="0" w:color="auto"/>
-              <w:right w:val="single" w:sz="4" w:space="0" w:color="auto"/>
-            </w:tcBorders>
-            <w:vAlign w:val="center"/>
-            <w:hideMark/>
-          </w:tcPr>
-          <w:p>
-            <w:pPr>
-              <w:jc w:val="center"/>
-              <w:rPr>
-                <w:rFonts w:cs="Times New Roman"/>
-                <w:b/>
-                <w:sz w:val="28"/>
-                <w:szCs w:val="28"/>
-              </w:rPr>
-            </w:pPr>
-            <w:r>
-              <w:rPr>
-                <w:rFonts w:cs="Times New Roman"/>
-                <w:b/>
                 <w:bCs/>
                 <w:sz w:val="28"/>
                 <w:szCs w:val="28"/>
               </w:rPr>
-              <w:t>Trần Phạm Minh Đức</w:t>
-            </w:r>
-          </w:p>
-        </w:tc>
-        <w:tc>
-          <w:tcPr>
-            <w:tcW w:w="1843" w:type="dxa"/>
-            <w:tcBorders>
-              <w:top w:val="single" w:sz="4" w:space="0" w:color="auto"/>
-              <w:left w:val="single" w:sz="4" w:space="0" w:color="auto"/>
-              <w:bottom w:val="single" w:sz="4" w:space="0" w:color="auto"/>
-              <w:right w:val="single" w:sz="4" w:space="0" w:color="auto"/>
-            </w:tcBorders>
-            <w:vAlign w:val="center"/>
-            <w:hideMark/>
-          </w:tcPr>
-          <w:p>
-            <w:pPr>
-              <w:jc w:val="center"/>
-              <w:rPr>
-                <w:rFonts w:cs="Times New Roman"/>
-                <w:b/>
-                <w:sz w:val="28"/>
-                <w:szCs w:val="28"/>
-              </w:rPr>
             </w:pPr>
             <w:r>
               <w:rPr>
                 <w:rFonts w:cs="Times New Roman"/>
-                <w:b/>
                 <w:bCs/>
-                <w:sz w:val="28"/>
-                <w:szCs w:val="28"/>
-              </w:rPr>
-              <w:t>2331540141</w:t>
-            </w:r>
-          </w:p>
-        </w:tc>
-        <w:tc>
-          <w:tcPr>
-            <w:tcW w:w="1996" w:type="dxa"/>
-            <w:tcBorders>
-              <w:top w:val="single" w:sz="4" w:space="0" w:color="auto"/>
-              <w:left w:val="single" w:sz="4" w:space="0" w:color="auto"/>
-              <w:bottom w:val="single" w:sz="4" w:space="0" w:color="auto"/>
-              <w:right w:val="single" w:sz="4" w:space="0" w:color="auto"/>
-            </w:tcBorders>
-            <w:vAlign w:val="center"/>
-            <w:hideMark/>
-          </w:tcPr>
-          <w:p>
-            <w:pPr>
-              <w:jc w:val="center"/>
-              <w:rPr>
-                <w:rFonts w:cs="Times New Roman"/>
-                <w:b/>
-                <w:sz w:val="28"/>
-                <w:szCs w:val="28"/>
-              </w:rPr>
-            </w:pPr>
-            <w:r>
-              <w:rPr>
-                <w:rFonts w:cs="Times New Roman"/>
-                <w:b/>
-                <w:bCs/>
-                <w:sz w:val="28"/>
-                <w:szCs w:val="28"/>
-              </w:rPr>
-              <w:t>23ĐHTT03</w:t>
-            </w:r>
-          </w:p>
-        </w:tc>
-        <w:tc>
-          <w:tcPr>
-            <w:tcW w:w="2398" w:type="dxa"/>
-            <w:tcBorders>
-              <w:top w:val="single" w:sz="4" w:space="0" w:color="auto"/>
-              <w:left w:val="single" w:sz="4" w:space="0" w:color="auto"/>
-              <w:bottom w:val="single" w:sz="4" w:space="0" w:color="auto"/>
-              <w:right w:val="single" w:sz="4" w:space="0" w:color="auto"/>
-            </w:tcBorders>
-            <w:vAlign w:val="center"/>
-            <w:hideMark/>
-          </w:tcPr>
-          <w:p>
-            <w:pPr>
-              <w:jc w:val="center"/>
-              <w:rPr>
-                <w:rFonts w:cs="Times New Roman"/>
-                <w:b/>
-                <w:sz w:val="28"/>
-                <w:szCs w:val="28"/>
-              </w:rPr>
-            </w:pPr>
-            <w:r>
-              <w:rPr>
-                <w:rFonts w:cs="Times New Roman"/>
-                <w:sz w:val="28"/>
-                <w:szCs w:val="28"/>
-              </w:rPr>
-              <w:t>Nhóm Trưởng</w:t>
-            </w:r>
-          </w:p>
-        </w:tc>
-      </w:tr>
-      <w:tr>
-        <w:trPr>
-          <w:trHeight w:val="567"/>
-        </w:trPr>
-        <w:tc>
-          <w:tcPr>
-            <w:tcW w:w="747" w:type="dxa"/>
-            <w:tcBorders>
-              <w:top w:val="single" w:sz="4" w:space="0" w:color="auto"/>
-              <w:left w:val="single" w:sz="4" w:space="0" w:color="auto"/>
-              <w:bottom w:val="single" w:sz="4" w:space="0" w:color="auto"/>
-              <w:right w:val="single" w:sz="4" w:space="0" w:color="auto"/>
-            </w:tcBorders>
-            <w:vAlign w:val="center"/>
-            <w:hideMark/>
-          </w:tcPr>
-          <w:p>
-            <w:pPr>
-              <w:jc w:val="center"/>
-              <w:rPr>
-                <w:rFonts w:cs="Times New Roman"/>
-                <w:sz w:val="28"/>
-                <w:szCs w:val="28"/>
-              </w:rPr>
-            </w:pPr>
-            <w:r>
-              <w:rPr>
-                <w:rFonts w:cs="Times New Roman"/>
                 <w:sz w:val="28"/>
                 <w:szCs w:val="28"/>
               </w:rPr>
@@ -2156,7 +2133,7 @@
               <w:jc w:val="center"/>
               <w:rPr>
                 <w:rFonts w:cs="Times New Roman"/>
-                <w:b/>
+                <w:bCs/>
                 <w:sz w:val="28"/>
                 <w:szCs w:val="28"/>
               </w:rPr>
@@ -2164,11 +2141,11 @@
             <w:r>
               <w:rPr>
                 <w:rFonts w:cs="Times New Roman"/>
-                <w:b/>
+                <w:bCs/>
                 <w:sz w:val="28"/>
                 <w:szCs w:val="28"/>
               </w:rPr>
-              <w:t>Hoàng Quốc Cường</w:t>
+              <w:t>Lê Quang Nguyên</w:t>
             </w:r>
           </w:p>
         </w:tc>
@@ -2189,20 +2166,19 @@
               <w:jc w:val="center"/>
               <w:rPr>
                 <w:rFonts w:cs="Times New Roman"/>
-                <w:b/>
-                <w:sz w:val="28"/>
-                <w:szCs w:val="28"/>
-              </w:rPr>
-            </w:pPr>
-            <w:r>
-              <w:rPr>
-                <w:rFonts w:cs="Times New Roman"/>
-                <w:b/>
                 <w:bCs/>
                 <w:sz w:val="28"/>
                 <w:szCs w:val="28"/>
               </w:rPr>
-              <w:t>2331540219</w:t>
+            </w:pPr>
+            <w:r>
+              <w:rPr>
+                <w:rFonts w:cs="Times New Roman"/>
+                <w:bCs/>
+                <w:sz w:val="28"/>
+                <w:szCs w:val="28"/>
+              </w:rPr>
+              <w:t>2331540284</w:t>
             </w:r>
           </w:p>
         </w:tc>
@@ -2223,20 +2199,19 @@
               <w:jc w:val="center"/>
               <w:rPr>
                 <w:rFonts w:cs="Times New Roman"/>
-                <w:b/>
-                <w:sz w:val="28"/>
-                <w:szCs w:val="28"/>
-              </w:rPr>
-            </w:pPr>
-            <w:r>
-              <w:rPr>
-                <w:rFonts w:cs="Times New Roman"/>
-                <w:b/>
                 <w:bCs/>
                 <w:sz w:val="28"/>
                 <w:szCs w:val="28"/>
               </w:rPr>
-              <w:t>23ĐHTT04</w:t>
+            </w:pPr>
+            <w:r>
+              <w:rPr>
+                <w:rFonts w:cs="Times New Roman"/>
+                <w:bCs/>
+                <w:sz w:val="28"/>
+                <w:szCs w:val="28"/>
+              </w:rPr>
+              <w:t>23ĐHTT01</w:t>
             </w:r>
           </w:p>
         </w:tc>
@@ -2257,7 +2232,7 @@
               <w:jc w:val="center"/>
               <w:rPr>
                 <w:rFonts w:cs="Times New Roman"/>
-                <w:b/>
+                <w:bCs/>
                 <w:sz w:val="28"/>
                 <w:szCs w:val="28"/>
               </w:rPr>
@@ -2265,6 +2240,7 @@
             <w:r>
               <w:rPr>
                 <w:rFonts w:cs="Times New Roman"/>
+                <w:bCs/>
                 <w:sz w:val="28"/>
                 <w:szCs w:val="28"/>
               </w:rPr>
@@ -8780,9 +8756,9 @@
           <w:bCs/>
         </w:rPr>
       </w:pPr>
-      <w:bookmarkStart w:id="33" w:name="_Toc162109926"/>
-      <w:bookmarkStart w:id="34" w:name="_Toc209377154"/>
-      <w:bookmarkStart w:id="35" w:name="_Toc214286697"/>
+      <w:bookmarkStart w:id="33" w:name="_Toc214286697"/>
+      <w:bookmarkStart w:id="34" w:name="_Toc162109926"/>
+      <w:bookmarkStart w:id="35" w:name="_Toc209377154"/>
       <w:r>
         <w:rPr>
           <w:rStyle w:val="Heading2Char"/>
@@ -8795,7 +8771,7 @@
         </w:rPr>
         <w:t>Threading</w:t>
       </w:r>
-      <w:bookmarkEnd w:id="35"/>
+      <w:bookmarkEnd w:id="33"/>
       <w:r>
         <w:br/>
       </w:r>
@@ -9013,8 +8989,8 @@
       <w:r>
         <w:t>CHƯƠNG 3. PHÂN TÍCH HỆ THỐNG VÀ XÂY DỰNG SẢN PHẨM</w:t>
       </w:r>
-      <w:bookmarkEnd w:id="33"/>
       <w:bookmarkEnd w:id="34"/>
+      <w:bookmarkEnd w:id="35"/>
       <w:bookmarkEnd w:id="37"/>
     </w:p>
     <w:p>
@@ -16668,10 +16644,11 @@
           <w:rPr>
             <w:rStyle w:val="Hyperlink"/>
           </w:rPr>
-          <w:t>Duckkeip/xulyanh2</w:t>
+          <w:t>https://github.com/Duckkeip/xulyanh2</w:t>
         </w:r>
       </w:hyperlink>
     </w:p>
+    <w:p/>
     <w:sectPr>
       <w:footerReference w:type="default" r:id="rId46"/>
       <w:pgSz w:w="12240" w:h="15840"/>

--- a/baocaotiendo_nhom04.docx
+++ b/baocaotiendo_nhom04.docx
@@ -637,7 +637,6 @@
                 <w:szCs w:val="28"/>
               </w:rPr>
             </w:pPr>
-            <w:proofErr w:type="gramStart"/>
             <w:r>
               <w:rPr>
                 <w:rFonts w:cs="Times New Roman"/>
@@ -645,17 +644,7 @@
                 <w:sz w:val="28"/>
                 <w:szCs w:val="28"/>
               </w:rPr>
-              <w:t>TP.Hồ</w:t>
-            </w:r>
-            <w:proofErr w:type="gramEnd"/>
-            <w:r>
-              <w:rPr>
-                <w:rFonts w:cs="Times New Roman"/>
-                <w:b/>
-                <w:sz w:val="28"/>
-                <w:szCs w:val="28"/>
-              </w:rPr>
-              <w:t xml:space="preserve"> Chí Minh, tháng 11/2025</w:t>
+              <w:t>TP.Hồ Chí Minh, tháng 11/2025</w:t>
             </w:r>
           </w:p>
         </w:tc>
@@ -1299,6 +1288,18 @@
           <w:p>
             <w:pPr>
               <w:spacing w:line="360" w:lineRule="auto"/>
+              <w:jc w:val="center"/>
+              <w:rPr>
+                <w:rFonts w:cs="Times New Roman"/>
+                <w:b/>
+                <w:sz w:val="28"/>
+                <w:szCs w:val="28"/>
+              </w:rPr>
+            </w:pPr>
+          </w:p>
+          <w:p>
+            <w:pPr>
+              <w:spacing w:line="360" w:lineRule="auto"/>
               <w:rPr>
                 <w:rFonts w:cs="Times New Roman"/>
                 <w:b/>
@@ -1318,7 +1319,6 @@
                 <w:szCs w:val="28"/>
               </w:rPr>
             </w:pPr>
-            <w:proofErr w:type="gramStart"/>
             <w:r>
               <w:rPr>
                 <w:rFonts w:cs="Times New Roman"/>
@@ -1326,17 +1326,7 @@
                 <w:sz w:val="28"/>
                 <w:szCs w:val="28"/>
               </w:rPr>
-              <w:t>TP.Hồ</w:t>
-            </w:r>
-            <w:proofErr w:type="gramEnd"/>
-            <w:r>
-              <w:rPr>
-                <w:rFonts w:cs="Times New Roman"/>
-                <w:b/>
-                <w:sz w:val="28"/>
-                <w:szCs w:val="28"/>
-              </w:rPr>
-              <w:t xml:space="preserve"> Chí Minh, tháng 11/2025</w:t>
+              <w:t>TP.Hồ Chí Minh, tháng 11/2025</w:t>
             </w:r>
           </w:p>
         </w:tc>
@@ -2682,7 +2672,7 @@
       <w:r>
         <w:fldChar w:fldCharType="separate"/>
       </w:r>
-      <w:hyperlink w:anchor="_Toc214286684" w:history="1">
+      <w:hyperlink w:anchor="_Toc214953009" w:history="1">
         <w:r>
           <w:rPr>
             <w:rStyle w:val="Hyperlink"/>
@@ -2709,7 +2699,7 @@
             <w:noProof/>
             <w:webHidden/>
           </w:rPr>
-          <w:instrText xml:space="preserve"> PAGEREF _Toc214286684 \h </w:instrText>
+          <w:instrText xml:space="preserve"> PAGEREF _Toc214953009 \h </w:instrText>
         </w:r>
         <w:r>
           <w:rPr>
@@ -2752,7 +2742,7 @@
           <w:sz w:val="22"/>
         </w:rPr>
       </w:pPr>
-      <w:hyperlink w:anchor="_Toc214286685" w:history="1">
+      <w:hyperlink w:anchor="_Toc214953010" w:history="1">
         <w:r>
           <w:rPr>
             <w:rStyle w:val="Hyperlink"/>
@@ -2779,7 +2769,7 @@
             <w:noProof/>
             <w:webHidden/>
           </w:rPr>
-          <w:instrText xml:space="preserve"> PAGEREF _Toc214286685 \h </w:instrText>
+          <w:instrText xml:space="preserve"> PAGEREF _Toc214953010 \h </w:instrText>
         </w:r>
         <w:r>
           <w:rPr>
@@ -2822,7 +2812,7 @@
           <w:sz w:val="22"/>
         </w:rPr>
       </w:pPr>
-      <w:hyperlink w:anchor="_Toc214286686" w:history="1">
+      <w:hyperlink w:anchor="_Toc214953011" w:history="1">
         <w:r>
           <w:rPr>
             <w:rStyle w:val="Hyperlink"/>
@@ -2849,7 +2839,7 @@
             <w:noProof/>
             <w:webHidden/>
           </w:rPr>
-          <w:instrText xml:space="preserve"> PAGEREF _Toc214286686 \h </w:instrText>
+          <w:instrText xml:space="preserve"> PAGEREF _Toc214953011 \h </w:instrText>
         </w:r>
         <w:r>
           <w:rPr>
@@ -2892,7 +2882,7 @@
           <w:sz w:val="22"/>
         </w:rPr>
       </w:pPr>
-      <w:hyperlink w:anchor="_Toc214286687" w:history="1">
+      <w:hyperlink w:anchor="_Toc214953012" w:history="1">
         <w:r>
           <w:rPr>
             <w:rStyle w:val="Hyperlink"/>
@@ -2919,7 +2909,7 @@
             <w:noProof/>
             <w:webHidden/>
           </w:rPr>
-          <w:instrText xml:space="preserve"> PAGEREF _Toc214286687 \h </w:instrText>
+          <w:instrText xml:space="preserve"> PAGEREF _Toc214953012 \h </w:instrText>
         </w:r>
         <w:r>
           <w:rPr>
@@ -2962,7 +2952,7 @@
           <w:sz w:val="22"/>
         </w:rPr>
       </w:pPr>
-      <w:hyperlink w:anchor="_Toc214286688" w:history="1">
+      <w:hyperlink w:anchor="_Toc214953013" w:history="1">
         <w:r>
           <w:rPr>
             <w:rStyle w:val="Hyperlink"/>
@@ -2989,7 +2979,7 @@
             <w:noProof/>
             <w:webHidden/>
           </w:rPr>
-          <w:instrText xml:space="preserve"> PAGEREF _Toc214286688 \h </w:instrText>
+          <w:instrText xml:space="preserve"> PAGEREF _Toc214953013 \h </w:instrText>
         </w:r>
         <w:r>
           <w:rPr>
@@ -3032,7 +3022,7 @@
           <w:sz w:val="22"/>
         </w:rPr>
       </w:pPr>
-      <w:hyperlink w:anchor="_Toc214286689" w:history="1">
+      <w:hyperlink w:anchor="_Toc214953014" w:history="1">
         <w:r>
           <w:rPr>
             <w:rStyle w:val="Hyperlink"/>
@@ -3059,7 +3049,7 @@
             <w:noProof/>
             <w:webHidden/>
           </w:rPr>
-          <w:instrText xml:space="preserve"> PAGEREF _Toc214286689 \h </w:instrText>
+          <w:instrText xml:space="preserve"> PAGEREF _Toc214953014 \h </w:instrText>
         </w:r>
         <w:r>
           <w:rPr>
@@ -3103,7 +3093,7 @@
           <w:sz w:val="22"/>
         </w:rPr>
       </w:pPr>
-      <w:hyperlink w:anchor="_Toc214286690" w:history="1">
+      <w:hyperlink w:anchor="_Toc214953015" w:history="1">
         <w:r>
           <w:rPr>
             <w:rStyle w:val="Hyperlink"/>
@@ -3130,7 +3120,7 @@
             <w:noProof/>
             <w:webHidden/>
           </w:rPr>
-          <w:instrText xml:space="preserve"> PAGEREF _Toc214286690 \h </w:instrText>
+          <w:instrText xml:space="preserve"> PAGEREF _Toc214953015 \h </w:instrText>
         </w:r>
         <w:r>
           <w:rPr>
@@ -3173,7 +3163,7 @@
           <w:sz w:val="22"/>
         </w:rPr>
       </w:pPr>
-      <w:hyperlink w:anchor="_Toc214286691" w:history="1">
+      <w:hyperlink w:anchor="_Toc214953016" w:history="1">
         <w:r>
           <w:rPr>
             <w:rStyle w:val="Hyperlink"/>
@@ -3200,7 +3190,7 @@
             <w:noProof/>
             <w:webHidden/>
           </w:rPr>
-          <w:instrText xml:space="preserve"> PAGEREF _Toc214286691 \h </w:instrText>
+          <w:instrText xml:space="preserve"> PAGEREF _Toc214953016 \h </w:instrText>
         </w:r>
         <w:r>
           <w:rPr>
@@ -3243,7 +3233,7 @@
           <w:sz w:val="22"/>
         </w:rPr>
       </w:pPr>
-      <w:hyperlink w:anchor="_Toc214286692" w:history="1">
+      <w:hyperlink w:anchor="_Toc214953017" w:history="1">
         <w:r>
           <w:rPr>
             <w:rStyle w:val="Hyperlink"/>
@@ -3270,7 +3260,7 @@
             <w:noProof/>
             <w:webHidden/>
           </w:rPr>
-          <w:instrText xml:space="preserve"> PAGEREF _Toc214286692 \h </w:instrText>
+          <w:instrText xml:space="preserve"> PAGEREF _Toc214953017 \h </w:instrText>
         </w:r>
         <w:r>
           <w:rPr>
@@ -3313,7 +3303,7 @@
           <w:sz w:val="22"/>
         </w:rPr>
       </w:pPr>
-      <w:hyperlink w:anchor="_Toc214286693" w:history="1">
+      <w:hyperlink w:anchor="_Toc214953018" w:history="1">
         <w:r>
           <w:rPr>
             <w:rStyle w:val="Hyperlink"/>
@@ -3340,7 +3330,7 @@
             <w:noProof/>
             <w:webHidden/>
           </w:rPr>
-          <w:instrText xml:space="preserve"> PAGEREF _Toc214286693 \h </w:instrText>
+          <w:instrText xml:space="preserve"> PAGEREF _Toc214953018 \h </w:instrText>
         </w:r>
         <w:r>
           <w:rPr>
@@ -3383,7 +3373,7 @@
           <w:sz w:val="22"/>
         </w:rPr>
       </w:pPr>
-      <w:hyperlink w:anchor="_Toc214286694" w:history="1">
+      <w:hyperlink w:anchor="_Toc214953019" w:history="1">
         <w:r>
           <w:rPr>
             <w:rStyle w:val="Hyperlink"/>
@@ -3410,7 +3400,7 @@
             <w:noProof/>
             <w:webHidden/>
           </w:rPr>
-          <w:instrText xml:space="preserve"> PAGEREF _Toc214286694 \h </w:instrText>
+          <w:instrText xml:space="preserve"> PAGEREF _Toc214953019 \h </w:instrText>
         </w:r>
         <w:r>
           <w:rPr>
@@ -3453,7 +3443,7 @@
           <w:sz w:val="22"/>
         </w:rPr>
       </w:pPr>
-      <w:hyperlink w:anchor="_Toc214286695" w:history="1">
+      <w:hyperlink w:anchor="_Toc214953020" w:history="1">
         <w:r>
           <w:rPr>
             <w:rStyle w:val="Hyperlink"/>
@@ -3480,7 +3470,7 @@
             <w:noProof/>
             <w:webHidden/>
           </w:rPr>
-          <w:instrText xml:space="preserve"> PAGEREF _Toc214286695 \h </w:instrText>
+          <w:instrText xml:space="preserve"> PAGEREF _Toc214953020 \h </w:instrText>
         </w:r>
         <w:r>
           <w:rPr>
@@ -3523,7 +3513,7 @@
           <w:sz w:val="22"/>
         </w:rPr>
       </w:pPr>
-      <w:hyperlink w:anchor="_Toc214286696" w:history="1">
+      <w:hyperlink w:anchor="_Toc214953021" w:history="1">
         <w:r>
           <w:rPr>
             <w:rStyle w:val="Hyperlink"/>
@@ -3550,7 +3540,7 @@
             <w:noProof/>
             <w:webHidden/>
           </w:rPr>
-          <w:instrText xml:space="preserve"> PAGEREF _Toc214286696 \h </w:instrText>
+          <w:instrText xml:space="preserve"> PAGEREF _Toc214953021 \h </w:instrText>
         </w:r>
         <w:r>
           <w:rPr>
@@ -3593,7 +3583,7 @@
           <w:sz w:val="22"/>
         </w:rPr>
       </w:pPr>
-      <w:hyperlink w:anchor="_Toc214286697" w:history="1">
+      <w:hyperlink w:anchor="_Toc214953022" w:history="1">
         <w:r>
           <w:rPr>
             <w:rStyle w:val="Hyperlink"/>
@@ -3620,7 +3610,7 @@
             <w:noProof/>
             <w:webHidden/>
           </w:rPr>
-          <w:instrText xml:space="preserve"> PAGEREF _Toc214286697 \h </w:instrText>
+          <w:instrText xml:space="preserve"> PAGEREF _Toc214953022 \h </w:instrText>
         </w:r>
         <w:r>
           <w:rPr>
@@ -3663,7 +3653,7 @@
           <w:sz w:val="22"/>
         </w:rPr>
       </w:pPr>
-      <w:hyperlink w:anchor="_Toc214286698" w:history="1">
+      <w:hyperlink w:anchor="_Toc214953023" w:history="1">
         <w:r>
           <w:rPr>
             <w:rStyle w:val="Hyperlink"/>
@@ -3690,7 +3680,7 @@
             <w:noProof/>
             <w:webHidden/>
           </w:rPr>
-          <w:instrText xml:space="preserve"> PAGEREF _Toc214286698 \h </w:instrText>
+          <w:instrText xml:space="preserve"> PAGEREF _Toc214953023 \h </w:instrText>
         </w:r>
         <w:r>
           <w:rPr>
@@ -3734,7 +3724,7 @@
           <w:sz w:val="22"/>
         </w:rPr>
       </w:pPr>
-      <w:hyperlink w:anchor="_Toc214286699" w:history="1">
+      <w:hyperlink w:anchor="_Toc214953024" w:history="1">
         <w:r>
           <w:rPr>
             <w:rStyle w:val="Hyperlink"/>
@@ -3761,7 +3751,7 @@
             <w:noProof/>
             <w:webHidden/>
           </w:rPr>
-          <w:instrText xml:space="preserve"> PAGEREF _Toc214286699 \h </w:instrText>
+          <w:instrText xml:space="preserve"> PAGEREF _Toc214953024 \h </w:instrText>
         </w:r>
         <w:r>
           <w:rPr>
@@ -3804,7 +3794,7 @@
           <w:sz w:val="22"/>
         </w:rPr>
       </w:pPr>
-      <w:hyperlink w:anchor="_Toc214286700" w:history="1">
+      <w:hyperlink w:anchor="_Toc214953025" w:history="1">
         <w:r>
           <w:rPr>
             <w:rStyle w:val="Hyperlink"/>
@@ -3831,7 +3821,7 @@
             <w:noProof/>
             <w:webHidden/>
           </w:rPr>
-          <w:instrText xml:space="preserve"> PAGEREF _Toc214286700 \h </w:instrText>
+          <w:instrText xml:space="preserve"> PAGEREF _Toc214953025 \h </w:instrText>
         </w:r>
         <w:r>
           <w:rPr>
@@ -3874,7 +3864,7 @@
           <w:sz w:val="22"/>
         </w:rPr>
       </w:pPr>
-      <w:hyperlink w:anchor="_Toc214286701" w:history="1">
+      <w:hyperlink w:anchor="_Toc214953026" w:history="1">
         <w:r>
           <w:rPr>
             <w:rStyle w:val="Hyperlink"/>
@@ -3901,7 +3891,7 @@
             <w:noProof/>
             <w:webHidden/>
           </w:rPr>
-          <w:instrText xml:space="preserve"> PAGEREF _Toc214286701 \h </w:instrText>
+          <w:instrText xml:space="preserve"> PAGEREF _Toc214953026 \h </w:instrText>
         </w:r>
         <w:r>
           <w:rPr>
@@ -3944,7 +3934,7 @@
           <w:sz w:val="22"/>
         </w:rPr>
       </w:pPr>
-      <w:hyperlink w:anchor="_Toc214286702" w:history="1">
+      <w:hyperlink w:anchor="_Toc214953027" w:history="1">
         <w:r>
           <w:rPr>
             <w:rStyle w:val="Hyperlink"/>
@@ -3971,7 +3961,7 @@
             <w:noProof/>
             <w:webHidden/>
           </w:rPr>
-          <w:instrText xml:space="preserve"> PAGEREF _Toc214286702 \h </w:instrText>
+          <w:instrText xml:space="preserve"> PAGEREF _Toc214953027 \h </w:instrText>
         </w:r>
         <w:r>
           <w:rPr>
@@ -4014,7 +4004,7 @@
           <w:sz w:val="22"/>
         </w:rPr>
       </w:pPr>
-      <w:hyperlink w:anchor="_Toc214286703" w:history="1">
+      <w:hyperlink w:anchor="_Toc214953028" w:history="1">
         <w:r>
           <w:rPr>
             <w:rStyle w:val="Hyperlink"/>
@@ -4041,7 +4031,7 @@
             <w:noProof/>
             <w:webHidden/>
           </w:rPr>
-          <w:instrText xml:space="preserve"> PAGEREF _Toc214286703 \h </w:instrText>
+          <w:instrText xml:space="preserve"> PAGEREF _Toc214953028 \h </w:instrText>
         </w:r>
         <w:r>
           <w:rPr>
@@ -4084,7 +4074,7 @@
           <w:sz w:val="22"/>
         </w:rPr>
       </w:pPr>
-      <w:hyperlink w:anchor="_Toc214286704" w:history="1">
+      <w:hyperlink w:anchor="_Toc214953029" w:history="1">
         <w:r>
           <w:rPr>
             <w:rStyle w:val="Hyperlink"/>
@@ -4111,7 +4101,7 @@
             <w:noProof/>
             <w:webHidden/>
           </w:rPr>
-          <w:instrText xml:space="preserve"> PAGEREF _Toc214286704 \h </w:instrText>
+          <w:instrText xml:space="preserve"> PAGEREF _Toc214953029 \h </w:instrText>
         </w:r>
         <w:r>
           <w:rPr>
@@ -4154,7 +4144,7 @@
           <w:sz w:val="22"/>
         </w:rPr>
       </w:pPr>
-      <w:hyperlink w:anchor="_Toc214286705" w:history="1">
+      <w:hyperlink w:anchor="_Toc214953030" w:history="1">
         <w:r>
           <w:rPr>
             <w:rStyle w:val="Hyperlink"/>
@@ -4181,7 +4171,7 @@
             <w:noProof/>
             <w:webHidden/>
           </w:rPr>
-          <w:instrText xml:space="preserve"> PAGEREF _Toc214286705 \h </w:instrText>
+          <w:instrText xml:space="preserve"> PAGEREF _Toc214953030 \h </w:instrText>
         </w:r>
         <w:r>
           <w:rPr>
@@ -4224,7 +4214,7 @@
           <w:sz w:val="22"/>
         </w:rPr>
       </w:pPr>
-      <w:hyperlink w:anchor="_Toc214286706" w:history="1">
+      <w:hyperlink w:anchor="_Toc214953031" w:history="1">
         <w:r>
           <w:rPr>
             <w:rStyle w:val="Hyperlink"/>
@@ -4251,7 +4241,7 @@
             <w:noProof/>
             <w:webHidden/>
           </w:rPr>
-          <w:instrText xml:space="preserve"> PAGEREF _Toc214286706 \h </w:instrText>
+          <w:instrText xml:space="preserve"> PAGEREF _Toc214953031 \h </w:instrText>
         </w:r>
         <w:r>
           <w:rPr>
@@ -4295,7 +4285,7 @@
           <w:sz w:val="22"/>
         </w:rPr>
       </w:pPr>
-      <w:hyperlink w:anchor="_Toc214286707" w:history="1">
+      <w:hyperlink w:anchor="_Toc214953032" w:history="1">
         <w:r>
           <w:rPr>
             <w:rStyle w:val="Hyperlink"/>
@@ -4322,7 +4312,7 @@
             <w:noProof/>
             <w:webHidden/>
           </w:rPr>
-          <w:instrText xml:space="preserve"> PAGEREF _Toc214286707 \h </w:instrText>
+          <w:instrText xml:space="preserve"> PAGEREF _Toc214953032 \h </w:instrText>
         </w:r>
         <w:r>
           <w:rPr>
@@ -4365,7 +4355,7 @@
           <w:sz w:val="22"/>
         </w:rPr>
       </w:pPr>
-      <w:hyperlink w:anchor="_Toc214286708" w:history="1">
+      <w:hyperlink w:anchor="_Toc214953033" w:history="1">
         <w:r>
           <w:rPr>
             <w:rStyle w:val="Hyperlink"/>
@@ -4392,7 +4382,7 @@
             <w:noProof/>
             <w:webHidden/>
           </w:rPr>
-          <w:instrText xml:space="preserve"> PAGEREF _Toc214286708 \h </w:instrText>
+          <w:instrText xml:space="preserve"> PAGEREF _Toc214953033 \h </w:instrText>
         </w:r>
         <w:r>
           <w:rPr>
@@ -4435,7 +4425,7 @@
           <w:sz w:val="22"/>
         </w:rPr>
       </w:pPr>
-      <w:hyperlink w:anchor="_Toc214286709" w:history="1">
+      <w:hyperlink w:anchor="_Toc214953034" w:history="1">
         <w:r>
           <w:rPr>
             <w:rStyle w:val="Hyperlink"/>
@@ -4462,7 +4452,7 @@
             <w:noProof/>
             <w:webHidden/>
           </w:rPr>
-          <w:instrText xml:space="preserve"> PAGEREF _Toc214286709 \h </w:instrText>
+          <w:instrText xml:space="preserve"> PAGEREF _Toc214953034 \h </w:instrText>
         </w:r>
         <w:r>
           <w:rPr>
@@ -4506,7 +4496,7 @@
           <w:sz w:val="22"/>
         </w:rPr>
       </w:pPr>
-      <w:hyperlink w:anchor="_Toc214286710" w:history="1">
+      <w:hyperlink w:anchor="_Toc214953035" w:history="1">
         <w:r>
           <w:rPr>
             <w:rStyle w:val="Hyperlink"/>
@@ -4533,7 +4523,7 @@
             <w:noProof/>
             <w:webHidden/>
           </w:rPr>
-          <w:instrText xml:space="preserve"> PAGEREF _Toc214286710 \h </w:instrText>
+          <w:instrText xml:space="preserve"> PAGEREF _Toc214953035 \h </w:instrText>
         </w:r>
         <w:r>
           <w:rPr>
@@ -4577,7 +4567,7 @@
           <w:sz w:val="22"/>
         </w:rPr>
       </w:pPr>
-      <w:hyperlink w:anchor="_Toc214286711" w:history="1">
+      <w:hyperlink w:anchor="_Toc214953036" w:history="1">
         <w:r>
           <w:rPr>
             <w:rStyle w:val="Hyperlink"/>
@@ -4604,7 +4594,7 @@
             <w:noProof/>
             <w:webHidden/>
           </w:rPr>
-          <w:instrText xml:space="preserve"> PAGEREF _Toc214286711 \h </w:instrText>
+          <w:instrText xml:space="preserve"> PAGEREF _Toc214953036 \h </w:instrText>
         </w:r>
         <w:r>
           <w:rPr>
@@ -4647,7 +4637,7 @@
           <w:sz w:val="22"/>
         </w:rPr>
       </w:pPr>
-      <w:hyperlink w:anchor="_Toc214286712" w:history="1">
+      <w:hyperlink w:anchor="_Toc214953037" w:history="1">
         <w:r>
           <w:rPr>
             <w:rStyle w:val="Hyperlink"/>
@@ -4674,7 +4664,7 @@
             <w:noProof/>
             <w:webHidden/>
           </w:rPr>
-          <w:instrText xml:space="preserve"> PAGEREF _Toc214286712 \h </w:instrText>
+          <w:instrText xml:space="preserve"> PAGEREF _Toc214953037 \h </w:instrText>
         </w:r>
         <w:r>
           <w:rPr>
@@ -4803,7 +4793,7 @@
         </w:rPr>
         <w:fldChar w:fldCharType="separate"/>
       </w:r>
-      <w:hyperlink w:anchor="_Toc214286713" w:history="1">
+      <w:hyperlink w:anchor="_Toc214953038" w:history="1">
         <w:r>
           <w:rPr>
             <w:rStyle w:val="Hyperlink"/>
@@ -4830,7 +4820,7 @@
             <w:noProof/>
             <w:webHidden/>
           </w:rPr>
-          <w:instrText xml:space="preserve"> PAGEREF _Toc214286713 \h </w:instrText>
+          <w:instrText xml:space="preserve"> PAGEREF _Toc214953038 \h </w:instrText>
         </w:r>
         <w:r>
           <w:rPr>
@@ -4874,7 +4864,7 @@
           <w:sz w:val="22"/>
         </w:rPr>
       </w:pPr>
-      <w:hyperlink w:anchor="_Toc214286714" w:history="1">
+      <w:hyperlink w:anchor="_Toc214953039" w:history="1">
         <w:r>
           <w:rPr>
             <w:rStyle w:val="Hyperlink"/>
@@ -4901,7 +4891,7 @@
             <w:noProof/>
             <w:webHidden/>
           </w:rPr>
-          <w:instrText xml:space="preserve"> PAGEREF _Toc214286714 \h </w:instrText>
+          <w:instrText xml:space="preserve"> PAGEREF _Toc214953039 \h </w:instrText>
         </w:r>
         <w:r>
           <w:rPr>
@@ -4945,7 +4935,7 @@
           <w:sz w:val="22"/>
         </w:rPr>
       </w:pPr>
-      <w:hyperlink w:anchor="_Toc214286715" w:history="1">
+      <w:hyperlink w:anchor="_Toc214953040" w:history="1">
         <w:r>
           <w:rPr>
             <w:rStyle w:val="Hyperlink"/>
@@ -4972,7 +4962,7 @@
             <w:noProof/>
             <w:webHidden/>
           </w:rPr>
-          <w:instrText xml:space="preserve"> PAGEREF _Toc214286715 \h </w:instrText>
+          <w:instrText xml:space="preserve"> PAGEREF _Toc214953040 \h </w:instrText>
         </w:r>
         <w:r>
           <w:rPr>
@@ -5016,7 +5006,7 @@
           <w:sz w:val="22"/>
         </w:rPr>
       </w:pPr>
-      <w:hyperlink w:anchor="_Toc214286716" w:history="1">
+      <w:hyperlink w:anchor="_Toc214953041" w:history="1">
         <w:r>
           <w:rPr>
             <w:rStyle w:val="Hyperlink"/>
@@ -5043,7 +5033,7 @@
             <w:noProof/>
             <w:webHidden/>
           </w:rPr>
-          <w:instrText xml:space="preserve"> PAGEREF _Toc214286716 \h </w:instrText>
+          <w:instrText xml:space="preserve"> PAGEREF _Toc214953041 \h </w:instrText>
         </w:r>
         <w:r>
           <w:rPr>
@@ -5087,7 +5077,7 @@
           <w:sz w:val="22"/>
         </w:rPr>
       </w:pPr>
-      <w:hyperlink w:anchor="_Toc214286717" w:history="1">
+      <w:hyperlink w:anchor="_Toc214953042" w:history="1">
         <w:r>
           <w:rPr>
             <w:rStyle w:val="Hyperlink"/>
@@ -5114,7 +5104,7 @@
             <w:noProof/>
             <w:webHidden/>
           </w:rPr>
-          <w:instrText xml:space="preserve"> PAGEREF _Toc214286717 \h </w:instrText>
+          <w:instrText xml:space="preserve"> PAGEREF _Toc214953042 \h </w:instrText>
         </w:r>
         <w:r>
           <w:rPr>
@@ -5158,7 +5148,7 @@
           <w:sz w:val="22"/>
         </w:rPr>
       </w:pPr>
-      <w:hyperlink w:anchor="_Toc214286718" w:history="1">
+      <w:hyperlink w:anchor="_Toc214953043" w:history="1">
         <w:r>
           <w:rPr>
             <w:rStyle w:val="Hyperlink"/>
@@ -5185,7 +5175,7 @@
             <w:noProof/>
             <w:webHidden/>
           </w:rPr>
-          <w:instrText xml:space="preserve"> PAGEREF _Toc214286718 \h </w:instrText>
+          <w:instrText xml:space="preserve"> PAGEREF _Toc214953043 \h </w:instrText>
         </w:r>
         <w:r>
           <w:rPr>
@@ -5229,7 +5219,7 @@
           <w:sz w:val="22"/>
         </w:rPr>
       </w:pPr>
-      <w:hyperlink w:anchor="_Toc214286719" w:history="1">
+      <w:hyperlink w:anchor="_Toc214953044" w:history="1">
         <w:r>
           <w:rPr>
             <w:rStyle w:val="Hyperlink"/>
@@ -5256,7 +5246,7 @@
             <w:noProof/>
             <w:webHidden/>
           </w:rPr>
-          <w:instrText xml:space="preserve"> PAGEREF _Toc214286719 \h </w:instrText>
+          <w:instrText xml:space="preserve"> PAGEREF _Toc214953044 \h </w:instrText>
         </w:r>
         <w:r>
           <w:rPr>
@@ -5300,7 +5290,7 @@
           <w:sz w:val="22"/>
         </w:rPr>
       </w:pPr>
-      <w:hyperlink w:anchor="_Toc214286720" w:history="1">
+      <w:hyperlink w:anchor="_Toc214953045" w:history="1">
         <w:r>
           <w:rPr>
             <w:rStyle w:val="Hyperlink"/>
@@ -5327,7 +5317,7 @@
             <w:noProof/>
             <w:webHidden/>
           </w:rPr>
-          <w:instrText xml:space="preserve"> PAGEREF _Toc214286720 \h </w:instrText>
+          <w:instrText xml:space="preserve"> PAGEREF _Toc214953045 \h </w:instrText>
         </w:r>
         <w:r>
           <w:rPr>
@@ -5371,7 +5361,7 @@
           <w:sz w:val="22"/>
         </w:rPr>
       </w:pPr>
-      <w:hyperlink w:anchor="_Toc214286721" w:history="1">
+      <w:hyperlink w:anchor="_Toc214953046" w:history="1">
         <w:r>
           <w:rPr>
             <w:rStyle w:val="Hyperlink"/>
@@ -5398,7 +5388,7 @@
             <w:noProof/>
             <w:webHidden/>
           </w:rPr>
-          <w:instrText xml:space="preserve"> PAGEREF _Toc214286721 \h </w:instrText>
+          <w:instrText xml:space="preserve"> PAGEREF _Toc214953046 \h </w:instrText>
         </w:r>
         <w:r>
           <w:rPr>
@@ -5442,7 +5432,7 @@
           <w:sz w:val="22"/>
         </w:rPr>
       </w:pPr>
-      <w:hyperlink w:anchor="_Toc214286722" w:history="1">
+      <w:hyperlink w:anchor="_Toc214953047" w:history="1">
         <w:r>
           <w:rPr>
             <w:rStyle w:val="Hyperlink"/>
@@ -5469,7 +5459,7 @@
             <w:noProof/>
             <w:webHidden/>
           </w:rPr>
-          <w:instrText xml:space="preserve"> PAGEREF _Toc214286722 \h </w:instrText>
+          <w:instrText xml:space="preserve"> PAGEREF _Toc214953047 \h </w:instrText>
         </w:r>
         <w:r>
           <w:rPr>
@@ -5513,7 +5503,7 @@
           <w:sz w:val="22"/>
         </w:rPr>
       </w:pPr>
-      <w:hyperlink w:anchor="_Toc214286723" w:history="1">
+      <w:hyperlink w:anchor="_Toc214953048" w:history="1">
         <w:r>
           <w:rPr>
             <w:rStyle w:val="Hyperlink"/>
@@ -5540,7 +5530,7 @@
             <w:noProof/>
             <w:webHidden/>
           </w:rPr>
-          <w:instrText xml:space="preserve"> PAGEREF _Toc214286723 \h </w:instrText>
+          <w:instrText xml:space="preserve"> PAGEREF _Toc214953048 \h </w:instrText>
         </w:r>
         <w:r>
           <w:rPr>
@@ -5584,7 +5574,7 @@
           <w:sz w:val="22"/>
         </w:rPr>
       </w:pPr>
-      <w:hyperlink w:anchor="_Toc214286724" w:history="1">
+      <w:hyperlink w:anchor="_Toc214953049" w:history="1">
         <w:r>
           <w:rPr>
             <w:rStyle w:val="Hyperlink"/>
@@ -5619,7 +5609,7 @@
             <w:noProof/>
             <w:webHidden/>
           </w:rPr>
-          <w:instrText xml:space="preserve"> PAGEREF _Toc214286724 \h </w:instrText>
+          <w:instrText xml:space="preserve"> PAGEREF _Toc214953049 \h </w:instrText>
         </w:r>
         <w:r>
           <w:rPr>
@@ -5663,7 +5653,7 @@
           <w:sz w:val="22"/>
         </w:rPr>
       </w:pPr>
-      <w:hyperlink w:anchor="_Toc214286725" w:history="1">
+      <w:hyperlink w:anchor="_Toc214953050" w:history="1">
         <w:r>
           <w:rPr>
             <w:rStyle w:val="Hyperlink"/>
@@ -5690,7 +5680,7 @@
             <w:noProof/>
             <w:webHidden/>
           </w:rPr>
-          <w:instrText xml:space="preserve"> PAGEREF _Toc214286725 \h </w:instrText>
+          <w:instrText xml:space="preserve"> PAGEREF _Toc214953050 \h </w:instrText>
         </w:r>
         <w:r>
           <w:rPr>
@@ -5734,7 +5724,7 @@
           <w:sz w:val="22"/>
         </w:rPr>
       </w:pPr>
-      <w:hyperlink w:anchor="_Toc214286726" w:history="1">
+      <w:hyperlink w:anchor="_Toc214953051" w:history="1">
         <w:r>
           <w:rPr>
             <w:rStyle w:val="Hyperlink"/>
@@ -5769,7 +5759,7 @@
             <w:noProof/>
             <w:webHidden/>
           </w:rPr>
-          <w:instrText xml:space="preserve"> PAGEREF _Toc214286726 \h </w:instrText>
+          <w:instrText xml:space="preserve"> PAGEREF _Toc214953051 \h </w:instrText>
         </w:r>
         <w:r>
           <w:rPr>
@@ -5813,7 +5803,7 @@
           <w:sz w:val="22"/>
         </w:rPr>
       </w:pPr>
-      <w:hyperlink w:anchor="_Toc214286727" w:history="1">
+      <w:hyperlink w:anchor="_Toc214953052" w:history="1">
         <w:r>
           <w:rPr>
             <w:rStyle w:val="Hyperlink"/>
@@ -5840,7 +5830,7 @@
             <w:noProof/>
             <w:webHidden/>
           </w:rPr>
-          <w:instrText xml:space="preserve"> PAGEREF _Toc214286727 \h </w:instrText>
+          <w:instrText xml:space="preserve"> PAGEREF _Toc214953052 \h </w:instrText>
         </w:r>
         <w:r>
           <w:rPr>
@@ -5884,7 +5874,7 @@
           <w:sz w:val="22"/>
         </w:rPr>
       </w:pPr>
-      <w:hyperlink w:anchor="_Toc214286728" w:history="1">
+      <w:hyperlink w:anchor="_Toc214953053" w:history="1">
         <w:r>
           <w:rPr>
             <w:rStyle w:val="Hyperlink"/>
@@ -5911,7 +5901,7 @@
             <w:noProof/>
             <w:webHidden/>
           </w:rPr>
-          <w:instrText xml:space="preserve"> PAGEREF _Toc214286728 \h </w:instrText>
+          <w:instrText xml:space="preserve"> PAGEREF _Toc214953053 \h </w:instrText>
         </w:r>
         <w:r>
           <w:rPr>
@@ -5955,7 +5945,7 @@
           <w:sz w:val="22"/>
         </w:rPr>
       </w:pPr>
-      <w:hyperlink w:anchor="_Toc214286729" w:history="1">
+      <w:hyperlink w:anchor="_Toc214953054" w:history="1">
         <w:r>
           <w:rPr>
             <w:rStyle w:val="Hyperlink"/>
@@ -5982,7 +5972,7 @@
             <w:noProof/>
             <w:webHidden/>
           </w:rPr>
-          <w:instrText xml:space="preserve"> PAGEREF _Toc214286729 \h </w:instrText>
+          <w:instrText xml:space="preserve"> PAGEREF _Toc214953054 \h </w:instrText>
         </w:r>
         <w:r>
           <w:rPr>
@@ -6026,7 +6016,7 @@
           <w:sz w:val="22"/>
         </w:rPr>
       </w:pPr>
-      <w:hyperlink w:anchor="_Toc214286730" w:history="1">
+      <w:hyperlink w:anchor="_Toc214953055" w:history="1">
         <w:r>
           <w:rPr>
             <w:rStyle w:val="Hyperlink"/>
@@ -6053,7 +6043,7 @@
             <w:noProof/>
             <w:webHidden/>
           </w:rPr>
-          <w:instrText xml:space="preserve"> PAGEREF _Toc214286730 \h </w:instrText>
+          <w:instrText xml:space="preserve"> PAGEREF _Toc214953055 \h </w:instrText>
         </w:r>
         <w:r>
           <w:rPr>
@@ -6097,7 +6087,7 @@
           <w:sz w:val="22"/>
         </w:rPr>
       </w:pPr>
-      <w:hyperlink w:anchor="_Toc214286731" w:history="1">
+      <w:hyperlink w:anchor="_Toc214953056" w:history="1">
         <w:r>
           <w:rPr>
             <w:rStyle w:val="Hyperlink"/>
@@ -6124,7 +6114,7 @@
             <w:noProof/>
             <w:webHidden/>
           </w:rPr>
-          <w:instrText xml:space="preserve"> PAGEREF _Toc214286731 \h </w:instrText>
+          <w:instrText xml:space="preserve"> PAGEREF _Toc214953056 \h </w:instrText>
         </w:r>
         <w:r>
           <w:rPr>
@@ -6168,7 +6158,7 @@
           <w:sz w:val="22"/>
         </w:rPr>
       </w:pPr>
-      <w:hyperlink w:anchor="_Toc214286732" w:history="1">
+      <w:hyperlink w:anchor="_Toc214953057" w:history="1">
         <w:r>
           <w:rPr>
             <w:rStyle w:val="Hyperlink"/>
@@ -6196,7 +6186,7 @@
             <w:noProof/>
             <w:webHidden/>
           </w:rPr>
-          <w:instrText xml:space="preserve"> PAGEREF _Toc214286732 \h </w:instrText>
+          <w:instrText xml:space="preserve"> PAGEREF _Toc214953057 \h </w:instrText>
         </w:r>
         <w:r>
           <w:rPr>
@@ -6240,7 +6230,7 @@
           <w:sz w:val="22"/>
         </w:rPr>
       </w:pPr>
-      <w:hyperlink w:anchor="_Toc214286733" w:history="1">
+      <w:hyperlink w:anchor="_Toc214953058" w:history="1">
         <w:r>
           <w:rPr>
             <w:rStyle w:val="Hyperlink"/>
@@ -6267,7 +6257,7 @@
             <w:noProof/>
             <w:webHidden/>
           </w:rPr>
-          <w:instrText xml:space="preserve"> PAGEREF _Toc214286733 \h </w:instrText>
+          <w:instrText xml:space="preserve"> PAGEREF _Toc214953058 \h </w:instrText>
         </w:r>
         <w:r>
           <w:rPr>
@@ -6311,7 +6301,7 @@
           <w:sz w:val="22"/>
         </w:rPr>
       </w:pPr>
-      <w:hyperlink w:anchor="_Toc214286734" w:history="1">
+      <w:hyperlink w:anchor="_Toc214953059" w:history="1">
         <w:r>
           <w:rPr>
             <w:rStyle w:val="Hyperlink"/>
@@ -6338,7 +6328,7 @@
             <w:noProof/>
             <w:webHidden/>
           </w:rPr>
-          <w:instrText xml:space="preserve"> PAGEREF _Toc214286734 \h </w:instrText>
+          <w:instrText xml:space="preserve"> PAGEREF _Toc214953059 \h </w:instrText>
         </w:r>
         <w:r>
           <w:rPr>
@@ -6382,7 +6372,7 @@
           <w:sz w:val="22"/>
         </w:rPr>
       </w:pPr>
-      <w:hyperlink w:anchor="_Toc214286735" w:history="1">
+      <w:hyperlink w:anchor="_Toc214953060" w:history="1">
         <w:r>
           <w:rPr>
             <w:rStyle w:val="Hyperlink"/>
@@ -6424,7 +6414,7 @@
             <w:noProof/>
             <w:webHidden/>
           </w:rPr>
-          <w:instrText xml:space="preserve"> PAGEREF _Toc214286735 \h </w:instrText>
+          <w:instrText xml:space="preserve"> PAGEREF _Toc214953060 \h </w:instrText>
         </w:r>
         <w:r>
           <w:rPr>
@@ -6468,7 +6458,7 @@
           <w:sz w:val="22"/>
         </w:rPr>
       </w:pPr>
-      <w:hyperlink w:anchor="_Toc214286736" w:history="1">
+      <w:hyperlink w:anchor="_Toc214953061" w:history="1">
         <w:r>
           <w:rPr>
             <w:rStyle w:val="Hyperlink"/>
@@ -6510,7 +6500,7 @@
             <w:noProof/>
             <w:webHidden/>
           </w:rPr>
-          <w:instrText xml:space="preserve"> PAGEREF _Toc214286736 \h </w:instrText>
+          <w:instrText xml:space="preserve"> PAGEREF _Toc214953061 \h </w:instrText>
         </w:r>
         <w:r>
           <w:rPr>
@@ -6554,7 +6544,7 @@
           <w:sz w:val="22"/>
         </w:rPr>
       </w:pPr>
-      <w:hyperlink w:anchor="_Toc214286737" w:history="1">
+      <w:hyperlink w:anchor="_Toc214953062" w:history="1">
         <w:r>
           <w:rPr>
             <w:rStyle w:val="Hyperlink"/>
@@ -6596,7 +6586,7 @@
             <w:noProof/>
             <w:webHidden/>
           </w:rPr>
-          <w:instrText xml:space="preserve"> PAGEREF _Toc214286737 \h </w:instrText>
+          <w:instrText xml:space="preserve"> PAGEREF _Toc214953062 \h </w:instrText>
         </w:r>
         <w:r>
           <w:rPr>
@@ -6640,7 +6630,7 @@
           <w:sz w:val="22"/>
         </w:rPr>
       </w:pPr>
-      <w:hyperlink w:anchor="_Toc214286738" w:history="1">
+      <w:hyperlink w:anchor="_Toc214953063" w:history="1">
         <w:r>
           <w:rPr>
             <w:rStyle w:val="Hyperlink"/>
@@ -6690,7 +6680,7 @@
             <w:noProof/>
             <w:webHidden/>
           </w:rPr>
-          <w:instrText xml:space="preserve"> PAGEREF _Toc214286738 \h </w:instrText>
+          <w:instrText xml:space="preserve"> PAGEREF _Toc214953063 \h </w:instrText>
         </w:r>
         <w:r>
           <w:rPr>
@@ -6954,7 +6944,7 @@
         <w:pStyle w:val="Heading1"/>
       </w:pPr>
       <w:bookmarkStart w:id="2" w:name="_Toc209377143"/>
-      <w:bookmarkStart w:id="3" w:name="_Toc214286684"/>
+      <w:bookmarkStart w:id="3" w:name="_Toc214953009"/>
       <w:r>
         <w:t>CHƯƠNG 1. GIỚI THIỆU</w:t>
       </w:r>
@@ -6969,7 +6959,7 @@
       </w:pPr>
       <w:bookmarkStart w:id="4" w:name="_Toc162109895"/>
       <w:bookmarkStart w:id="5" w:name="_Toc209377144"/>
-      <w:bookmarkStart w:id="6" w:name="_Toc214286685"/>
+      <w:bookmarkStart w:id="6" w:name="_Toc214953010"/>
       <w:r>
         <w:t>1.1. Lý do chọn đề tài</w:t>
       </w:r>
@@ -6991,7 +6981,7 @@
       <w:pPr>
         <w:pStyle w:val="Heading2"/>
       </w:pPr>
-      <w:bookmarkStart w:id="9" w:name="_Toc214286686"/>
+      <w:bookmarkStart w:id="9" w:name="_Toc214953011"/>
       <w:r>
         <w:t xml:space="preserve">1.2. Mục tiêu </w:t>
       </w:r>
@@ -7116,23 +7106,7 @@
           <w:rFonts w:eastAsia="Times New Roman" w:cs="Times New Roman"/>
           <w:szCs w:val="24"/>
         </w:rPr>
-        <w:t xml:space="preserve">Tạo GIF từ Video hỗ trợ nhiều đuôi </w:t>
-      </w:r>
-      <w:proofErr w:type="gramStart"/>
-      <w:r>
-        <w:rPr>
-          <w:rFonts w:eastAsia="Times New Roman" w:cs="Times New Roman"/>
-          <w:szCs w:val="24"/>
-        </w:rPr>
-        <w:t>tệp(</w:t>
-      </w:r>
-      <w:proofErr w:type="gramEnd"/>
-      <w:r>
-        <w:rPr>
-          <w:rFonts w:eastAsia="Times New Roman" w:cs="Times New Roman"/>
-          <w:szCs w:val="24"/>
-        </w:rPr>
-        <w:t>.mp4 , .wav)</w:t>
+        <w:t>Tạo GIF từ Video hỗ trợ nhiều đuôi tệp(.mp4 , .wav)</w:t>
       </w:r>
     </w:p>
     <w:p>
@@ -7207,7 +7181,7 @@
       <w:pPr>
         <w:pStyle w:val="Heading2"/>
       </w:pPr>
-      <w:bookmarkStart w:id="12" w:name="_Toc214286687"/>
+      <w:bookmarkStart w:id="12" w:name="_Toc214953012"/>
       <w:r>
         <w:t>1.3. Phạm vi đề tài</w:t>
       </w:r>
@@ -7419,7 +7393,7 @@
       <w:pPr>
         <w:pStyle w:val="Heading2"/>
       </w:pPr>
-      <w:bookmarkStart w:id="14" w:name="_Toc214286688"/>
+      <w:bookmarkStart w:id="14" w:name="_Toc214953013"/>
       <w:r>
         <w:t>1.4 Đối tượng nghiên cứu</w:t>
       </w:r>
@@ -7463,7 +7437,7 @@
       <w:pPr>
         <w:pStyle w:val="Heading2"/>
       </w:pPr>
-      <w:bookmarkStart w:id="16" w:name="_Toc214286689"/>
+      <w:bookmarkStart w:id="16" w:name="_Toc214953014"/>
       <w:r>
         <w:t>1.5. Phương pháp nghiên cứu</w:t>
       </w:r>
@@ -7533,15 +7507,7 @@
         <w:ind w:left="360"/>
       </w:pPr>
       <w:r>
-        <w:t xml:space="preserve">Thông qua những mẫu lập </w:t>
-      </w:r>
-      <w:proofErr w:type="gramStart"/>
-      <w:r>
-        <w:t>trình  và</w:t>
-      </w:r>
-      <w:proofErr w:type="gramEnd"/>
-      <w:r>
-        <w:t xml:space="preserve"> những đề tài có chung mục tiêu ,nhóm rút kinh nghiệm và áp dụng vào đề tài của bản thân</w:t>
+        <w:t>Thông qua những mẫu lập trình  và những đề tài có chung mục tiêu ,nhóm rút kinh nghiệm và áp dụng vào đề tài của bản thân</w:t>
       </w:r>
     </w:p>
     <w:p>
@@ -7650,7 +7616,6 @@
     </w:p>
     <w:p/>
     <w:p>
-      <w:proofErr w:type="gramStart"/>
       <w:r>
         <w:rPr>
           <w:b/>
@@ -7672,17 +7637,7 @@
           <w:i/>
           <w:iCs/>
         </w:rPr>
-        <w:t>Kết</w:t>
-      </w:r>
-      <w:proofErr w:type="gramEnd"/>
-      <w:r>
-        <w:rPr>
-          <w:b/>
-          <w:bCs/>
-          <w:i/>
-          <w:iCs/>
-        </w:rPr>
-        <w:t xml:space="preserve"> luận và hướng phát triển</w:t>
+        <w:t>Kết luận và hướng phát triển</w:t>
       </w:r>
       <w:r>
         <w:t xml:space="preserve"> </w:t>
@@ -7715,7 +7670,7 @@
       <w:pPr>
         <w:pStyle w:val="Heading1"/>
       </w:pPr>
-      <w:bookmarkStart w:id="20" w:name="_Toc214286690"/>
+      <w:bookmarkStart w:id="20" w:name="_Toc214953015"/>
       <w:r>
         <w:t xml:space="preserve">CHƯƠNG 2. </w:t>
       </w:r>
@@ -7812,7 +7767,7 @@
           <w:lang w:val="en-US"/>
         </w:rPr>
       </w:pPr>
-      <w:bookmarkStart w:id="23" w:name="_Toc214286691"/>
+      <w:bookmarkStart w:id="23" w:name="_Toc214953016"/>
       <w:r>
         <w:t xml:space="preserve">2.1. </w:t>
       </w:r>
@@ -7988,7 +7943,7 @@
       </w:pPr>
       <w:bookmarkStart w:id="24" w:name="_Toc162109903"/>
       <w:bookmarkStart w:id="25" w:name="_Toc209377152"/>
-      <w:bookmarkStart w:id="26" w:name="_Toc214286692"/>
+      <w:bookmarkStart w:id="26" w:name="_Toc214953017"/>
       <w:r>
         <w:t xml:space="preserve">2.2. </w:t>
       </w:r>
@@ -8010,21 +7965,7 @@
         <w:rPr>
           <w:bCs/>
         </w:rPr>
-        <w:t>OpenCV (</w:t>
-      </w:r>
-      <w:proofErr w:type="gramStart"/>
-      <w:r>
-        <w:rPr>
-          <w:bCs/>
-        </w:rPr>
-        <w:t>Open Source</w:t>
-      </w:r>
-      <w:proofErr w:type="gramEnd"/>
-      <w:r>
-        <w:rPr>
-          <w:bCs/>
-        </w:rPr>
-        <w:t xml:space="preserve"> Computer Vision Library)</w:t>
+        <w:t>OpenCV (Open Source Computer Vision Library)</w:t>
       </w:r>
       <w:r>
         <w:t xml:space="preserve"> là một thư viện mã nguồn mở ra đời vào năm 1999 bởi Intel, sau đó được hỗ trợ bởi Willow Garage và Itseez (sau này thuộc Intel). Thư viện này cung cấp hàng trăm hàm phục vụ xử lý ảnh, nhận dạng vật thể, thị giác máy tính và học sâu.</w:t>
@@ -8143,7 +8084,7 @@
       </w:pPr>
       <w:bookmarkStart w:id="27" w:name="_Toc162109907"/>
       <w:bookmarkStart w:id="28" w:name="_Toc209377153"/>
-      <w:bookmarkStart w:id="29" w:name="_Toc214286693"/>
+      <w:bookmarkStart w:id="29" w:name="_Toc214953018"/>
       <w:r>
         <w:t xml:space="preserve">2.3. </w:t>
       </w:r>
@@ -8176,15 +8117,7 @@
         <w:t>Python Imaging Library (PIL)</w:t>
       </w:r>
       <w:r>
-        <w:t xml:space="preserve"> – thư viện xử lý ảnh ra đời từ năm 1995. Pillow hỗ trợ đọc, ghi, chỉnh sửa và hiển thị nhiều định dạng ảnh khác nhau (JPEG, PNG, BMP, </w:t>
-      </w:r>
-      <w:proofErr w:type="gramStart"/>
-      <w:r>
-        <w:t>GIF,…</w:t>
-      </w:r>
-      <w:proofErr w:type="gramEnd"/>
-      <w:r>
-        <w:t>).</w:t>
+        <w:t xml:space="preserve"> – thư viện xử lý ảnh ra đời từ năm 1995. Pillow hỗ trợ đọc, ghi, chỉnh sửa và hiển thị nhiều định dạng ảnh khác nhau (JPEG, PNG, BMP, GIF,…).</w:t>
       </w:r>
     </w:p>
     <w:p>
@@ -8301,7 +8234,7 @@
           <w:lang w:val="en-US"/>
         </w:rPr>
       </w:pPr>
-      <w:bookmarkStart w:id="30" w:name="_Toc214286694"/>
+      <w:bookmarkStart w:id="30" w:name="_Toc214953019"/>
       <w:r>
         <w:t>2.</w:t>
       </w:r>
@@ -8429,7 +8362,7 @@
       <w:pPr>
         <w:pStyle w:val="Heading2"/>
       </w:pPr>
-      <w:bookmarkStart w:id="31" w:name="_Toc214286695"/>
+      <w:bookmarkStart w:id="31" w:name="_Toc214953020"/>
       <w:r>
         <w:t>2.5. Cơ sở lý thuyết Nguyên lý tạo ảnh động (Animation)</w:t>
       </w:r>
@@ -8537,7 +8470,7 @@
         <w:pStyle w:val="Heading2"/>
         <w:ind w:left="720" w:firstLine="0"/>
       </w:pPr>
-      <w:bookmarkStart w:id="32" w:name="_Toc214286696"/>
+      <w:bookmarkStart w:id="32" w:name="_Toc214953021"/>
       <w:r>
         <w:lastRenderedPageBreak/>
         <w:t>2.</w:t>
@@ -8658,13 +8591,8 @@
         <w:t>Hỗ trợ nhiều widget:</w:t>
       </w:r>
       <w:r>
-        <w:t xml:space="preserve"> Cho phép tạo các thành phần giao diện như nút bấm, nhãn, hộp nhập liệu, khung vẽ hình ảnh, thanh </w:t>
-      </w:r>
-      <w:proofErr w:type="gramStart"/>
-      <w:r>
-        <w:t>cuộn,…</w:t>
-      </w:r>
-      <w:proofErr w:type="gramEnd"/>
+        <w:t xml:space="preserve"> Cho phép tạo các thành phần giao diện như nút bấm, nhãn, hộp nhập liệu, khung vẽ hình ảnh, thanh cuộn,…</w:t>
+      </w:r>
       <w:r>
         <w:br/>
       </w:r>
@@ -8756,9 +8684,9 @@
           <w:bCs/>
         </w:rPr>
       </w:pPr>
-      <w:bookmarkStart w:id="33" w:name="_Toc214286697"/>
-      <w:bookmarkStart w:id="34" w:name="_Toc162109926"/>
-      <w:bookmarkStart w:id="35" w:name="_Toc209377154"/>
+      <w:bookmarkStart w:id="33" w:name="_Toc162109926"/>
+      <w:bookmarkStart w:id="34" w:name="_Toc209377154"/>
+      <w:bookmarkStart w:id="35" w:name="_Toc214953022"/>
       <w:r>
         <w:rPr>
           <w:rStyle w:val="Heading2Char"/>
@@ -8771,7 +8699,7 @@
         </w:rPr>
         <w:t>Threading</w:t>
       </w:r>
-      <w:bookmarkEnd w:id="33"/>
+      <w:bookmarkEnd w:id="35"/>
       <w:r>
         <w:br/>
       </w:r>
@@ -8782,15 +8710,7 @@
         <w:t xml:space="preserve">      </w:t>
       </w:r>
       <w:r>
-        <w:t xml:space="preserve">Là thư viện tiêu chuẩn dùng để xử lý đa luồng (multithreading). Mục tiêu chính của nó là cho phép chương trình thực hiện nhiều tác vụ cùng lúc, giúp tăng tốc độ phản hồi và hiệu suất, đặc biệt trong các ứng dụng có giao diện đồ họa (GUI) hoặc cần thực hiện nhiều công việc song song (như xử lý ảnh, tải dữ liệu, phát </w:t>
-      </w:r>
-      <w:proofErr w:type="gramStart"/>
-      <w:r>
-        <w:t>video,…</w:t>
-      </w:r>
-      <w:proofErr w:type="gramEnd"/>
-      <w:r>
-        <w:t>).</w:t>
+        <w:t>Là thư viện tiêu chuẩn dùng để xử lý đa luồng (multithreading). Mục tiêu chính của nó là cho phép chương trình thực hiện nhiều tác vụ cùng lúc, giúp tăng tốc độ phản hồi và hiệu suất, đặc biệt trong các ứng dụng có giao diện đồ họa (GUI) hoặc cần thực hiện nhiều công việc song song (như xử lý ảnh, tải dữ liệu, phát video,…).</w:t>
       </w:r>
     </w:p>
     <w:p>
@@ -8850,7 +8770,7 @@
           <w:rStyle w:val="Heading2Char"/>
         </w:rPr>
       </w:pPr>
-      <w:bookmarkStart w:id="36" w:name="_Toc214286698"/>
+      <w:bookmarkStart w:id="36" w:name="_Toc214953023"/>
       <w:r>
         <w:rPr>
           <w:rStyle w:val="Heading2Char"/>
@@ -8985,12 +8905,12 @@
       <w:pPr>
         <w:pStyle w:val="Heading1"/>
       </w:pPr>
-      <w:bookmarkStart w:id="37" w:name="_Toc214286699"/>
+      <w:bookmarkStart w:id="37" w:name="_Toc214953024"/>
       <w:r>
         <w:t>CHƯƠNG 3. PHÂN TÍCH HỆ THỐNG VÀ XÂY DỰNG SẢN PHẨM</w:t>
       </w:r>
+      <w:bookmarkEnd w:id="33"/>
       <w:bookmarkEnd w:id="34"/>
-      <w:bookmarkEnd w:id="35"/>
       <w:bookmarkEnd w:id="37"/>
     </w:p>
     <w:p>
@@ -8999,7 +8919,7 @@
       </w:pPr>
       <w:bookmarkStart w:id="38" w:name="_Toc162109927"/>
       <w:bookmarkStart w:id="39" w:name="_Toc209377155"/>
-      <w:bookmarkStart w:id="40" w:name="_Toc214286700"/>
+      <w:bookmarkStart w:id="40" w:name="_Toc214953025"/>
       <w:r>
         <w:rPr>
           <w:rStyle w:val="Heading2Char"/>
@@ -9074,7 +8994,7 @@
         <w:pStyle w:val="Heading3"/>
       </w:pPr>
       <w:bookmarkStart w:id="41" w:name="_Toc209377156"/>
-      <w:bookmarkStart w:id="42" w:name="_Toc214286701"/>
+      <w:bookmarkStart w:id="42" w:name="_Toc214953026"/>
       <w:r>
         <w:t xml:space="preserve">3.1.1 </w:t>
       </w:r>
@@ -9440,7 +9360,7 @@
       <w:pPr>
         <w:pStyle w:val="Heading3"/>
       </w:pPr>
-      <w:bookmarkStart w:id="44" w:name="_Toc214286702"/>
+      <w:bookmarkStart w:id="44" w:name="_Toc214953027"/>
       <w:r>
         <w:t xml:space="preserve">3.1.2 </w:t>
       </w:r>
@@ -10338,9 +10258,8 @@
                 <w:sz w:val="26"/>
                 <w:szCs w:val="26"/>
               </w:rPr>
-              <w:t xml:space="preserve">Điều chỉnh theo mong </w:t>
+              <w:t>Điều chỉnh theo mong muốn</w:t>
             </w:r>
-            <w:proofErr w:type="gramStart"/>
             <w:r>
               <w:rPr>
                 <w:rFonts w:cs="Times New Roman"/>
@@ -10349,28 +10268,7 @@
                 <w:sz w:val="26"/>
                 <w:szCs w:val="26"/>
               </w:rPr>
-              <w:t>muốn</w:t>
-            </w:r>
-            <w:r>
-              <w:rPr>
-                <w:rFonts w:cs="Times New Roman"/>
-                <w:b/>
-                <w:bCs/>
-                <w:sz w:val="26"/>
-                <w:szCs w:val="26"/>
-              </w:rPr>
-              <w:t>(</w:t>
-            </w:r>
-            <w:proofErr w:type="gramEnd"/>
-            <w:r>
-              <w:rPr>
-                <w:rFonts w:cs="Times New Roman"/>
-                <w:b/>
-                <w:bCs/>
-                <w:sz w:val="26"/>
-                <w:szCs w:val="26"/>
-              </w:rPr>
-              <w:t>Cắt, tua nhanh video)</w:t>
+              <w:t>(Cắt, tua nhanh video)</w:t>
             </w:r>
             <w:r>
               <w:rPr>
@@ -11199,9 +11097,8 @@
                 <w:sz w:val="26"/>
                 <w:szCs w:val="26"/>
               </w:rPr>
-              <w:t xml:space="preserve">Trả về số ảnh đã lưu trong thư </w:t>
+              <w:t xml:space="preserve">Trả về số ảnh đã lưu trong thư mục </w:t>
             </w:r>
-            <w:proofErr w:type="gramStart"/>
             <w:r>
               <w:rPr>
                 <w:rFonts w:cs="Times New Roman"/>
@@ -11210,19 +11107,8 @@
                 <w:sz w:val="26"/>
                 <w:szCs w:val="26"/>
               </w:rPr>
-              <w:t xml:space="preserve">mục </w:t>
-            </w:r>
-            <w:r>
-              <w:rPr>
-                <w:rFonts w:cs="Times New Roman"/>
-                <w:b/>
-                <w:bCs/>
-                <w:sz w:val="26"/>
-                <w:szCs w:val="26"/>
-              </w:rPr>
               <w:t xml:space="preserve"> -------------------</w:t>
             </w:r>
-            <w:proofErr w:type="gramEnd"/>
           </w:p>
         </w:tc>
       </w:tr>
@@ -11250,7 +11136,7 @@
       <w:pPr>
         <w:pStyle w:val="Heading3"/>
       </w:pPr>
-      <w:bookmarkStart w:id="46" w:name="_Toc214286703"/>
+      <w:bookmarkStart w:id="46" w:name="_Toc214953028"/>
       <w:r>
         <w:t>3.1.3</w:t>
       </w:r>
@@ -11342,7 +11228,7 @@
       <w:pPr>
         <w:pStyle w:val="Heading3"/>
       </w:pPr>
-      <w:bookmarkStart w:id="47" w:name="_Toc214286704"/>
+      <w:bookmarkStart w:id="47" w:name="_Toc214953029"/>
       <w:r>
         <w:lastRenderedPageBreak/>
         <w:t xml:space="preserve">3.1.4 </w:t>
@@ -11412,7 +11298,7 @@
       <w:pPr>
         <w:pStyle w:val="hinh"/>
       </w:pPr>
-      <w:bookmarkStart w:id="48" w:name="_Toc214286713"/>
+      <w:bookmarkStart w:id="48" w:name="_Toc214953038"/>
       <w:r>
         <w:t xml:space="preserve">Hình 3.1: </w:t>
       </w:r>
@@ -11517,7 +11403,7 @@
       <w:pPr>
         <w:pStyle w:val="hinh"/>
       </w:pPr>
-      <w:bookmarkStart w:id="49" w:name="_Toc214286714"/>
+      <w:bookmarkStart w:id="49" w:name="_Toc214953039"/>
       <w:r>
         <w:t>Hình 3.</w:t>
       </w:r>
@@ -11696,7 +11582,7 @@
       <w:pPr>
         <w:pStyle w:val="hinh"/>
       </w:pPr>
-      <w:bookmarkStart w:id="50" w:name="_Toc214286715"/>
+      <w:bookmarkStart w:id="50" w:name="_Toc214953040"/>
       <w:r>
         <w:t>Hình 3.</w:t>
       </w:r>
@@ -11724,7 +11610,7 @@
           <w:lang w:val="en-US"/>
         </w:rPr>
       </w:pPr>
-      <w:bookmarkStart w:id="51" w:name="_Toc214286705"/>
+      <w:bookmarkStart w:id="51" w:name="_Toc214953030"/>
       <w:r>
         <w:t>3.</w:t>
       </w:r>
@@ -11744,7 +11630,7 @@
       <w:pPr>
         <w:pStyle w:val="Heading3"/>
       </w:pPr>
-      <w:bookmarkStart w:id="52" w:name="_Toc214286706"/>
+      <w:bookmarkStart w:id="52" w:name="_Toc214953031"/>
       <w:r>
         <w:rPr>
           <w:rStyle w:val="Heading3Char"/>
@@ -11767,7 +11653,6 @@
           <w:noProof/>
         </w:rPr>
       </w:pPr>
-      <w:proofErr w:type="gramStart"/>
       <w:r>
         <w:rPr>
           <w:rFonts w:hAnsi="Symbol"/>
@@ -11781,14 +11666,7 @@
         <w:rPr>
           <w:rStyle w:val="Strong"/>
         </w:rPr>
-        <w:t>Tab</w:t>
-      </w:r>
-      <w:proofErr w:type="gramEnd"/>
-      <w:r>
-        <w:rPr>
-          <w:rStyle w:val="Strong"/>
-        </w:rPr>
-        <w:t xml:space="preserve"> 1:</w:t>
+        <w:t>Tab 1:</w:t>
       </w:r>
       <w:r>
         <w:t xml:space="preserve"> “GIF &amp; Video Creator” – tạo ảnh động và video.</w:t>
@@ -11844,7 +11722,7 @@
       <w:pPr>
         <w:pStyle w:val="hinh"/>
       </w:pPr>
-      <w:bookmarkStart w:id="53" w:name="_Toc214286716"/>
+      <w:bookmarkStart w:id="53" w:name="_Toc214953041"/>
       <w:r>
         <w:t>Hình 3.</w:t>
       </w:r>
@@ -11867,13 +11745,8 @@
         <w:t>*</w:t>
       </w:r>
       <w:r>
-        <w:t xml:space="preserve">Các nút chức </w:t>
-      </w:r>
-      <w:proofErr w:type="gramStart"/>
-      <w:r>
-        <w:t>năng :</w:t>
-      </w:r>
-      <w:proofErr w:type="gramEnd"/>
+        <w:t>Các nút chức năng :</w:t>
+      </w:r>
     </w:p>
     <w:p>
       <w:pPr>
@@ -11904,15 +11777,7 @@
         <w:ind w:left="720"/>
       </w:pPr>
       <w:r>
-        <w:t xml:space="preserve">Tạo </w:t>
-      </w:r>
-      <w:proofErr w:type="gramStart"/>
-      <w:r>
-        <w:t>Video(</w:t>
-      </w:r>
-      <w:proofErr w:type="gramEnd"/>
-      <w:r>
-        <w:t xml:space="preserve">góc trái) </w:t>
+        <w:t xml:space="preserve">Tạo Video(góc trái) </w:t>
       </w:r>
     </w:p>
     <w:p>
@@ -11966,15 +11831,7 @@
         <w:t xml:space="preserve">bên </w:t>
       </w:r>
       <w:r>
-        <w:t>trái</w:t>
-      </w:r>
-      <w:proofErr w:type="gramStart"/>
-      <w:r>
-        <w:t>),GIF</w:t>
-      </w:r>
-      <w:proofErr w:type="gramEnd"/>
-      <w:r>
-        <w:t xml:space="preserve"> từ video(bên phải)</w:t>
+        <w:t>trái),GIF từ video(bên phải)</w:t>
       </w:r>
     </w:p>
     <w:p>
@@ -12099,7 +11956,7 @@
           <w:szCs w:val="24"/>
         </w:rPr>
       </w:pPr>
-      <w:bookmarkStart w:id="54" w:name="_Toc214286717"/>
+      <w:bookmarkStart w:id="54" w:name="_Toc214953042"/>
       <w:r>
         <w:t>Hình 3.</w:t>
       </w:r>
@@ -12136,19 +11993,8 @@
           <w:bCs/>
           <w:szCs w:val="24"/>
         </w:rPr>
-        <w:t xml:space="preserve">Có thể load ảnh từ máy tính (tối thiểu ít nhất 2 </w:t>
-      </w:r>
-      <w:proofErr w:type="gramStart"/>
-      <w:r>
-        <w:rPr>
-          <w:rFonts w:eastAsia="Times New Roman" w:cs="Times New Roman"/>
-          <w:b/>
-          <w:bCs/>
-          <w:szCs w:val="24"/>
-        </w:rPr>
-        <w:t>ảnh )</w:t>
-      </w:r>
-      <w:proofErr w:type="gramEnd"/>
+        <w:t>Có thể load ảnh từ máy tính (tối thiểu ít nhất 2 ảnh )</w:t>
+      </w:r>
     </w:p>
     <w:p>
       <w:pPr>
@@ -12227,7 +12073,7 @@
           <w:szCs w:val="24"/>
         </w:rPr>
       </w:pPr>
-      <w:bookmarkStart w:id="55" w:name="_Toc214286718"/>
+      <w:bookmarkStart w:id="55" w:name="_Toc214953043"/>
       <w:r>
         <w:t>Hình 3.</w:t>
       </w:r>
@@ -12267,27 +12113,7 @@
           <w:bCs/>
           <w:szCs w:val="24"/>
         </w:rPr>
-        <w:t xml:space="preserve">Xem được GIF đã qua chỉnh sửa do mình tạo </w:t>
-      </w:r>
-      <w:proofErr w:type="gramStart"/>
-      <w:r>
-        <w:rPr>
-          <w:rFonts w:eastAsia="Times New Roman" w:cs="Times New Roman"/>
-          <w:b/>
-          <w:bCs/>
-          <w:szCs w:val="24"/>
-        </w:rPr>
-        <w:t>ra ,</w:t>
-      </w:r>
-      <w:proofErr w:type="gramEnd"/>
-      <w:r>
-        <w:rPr>
-          <w:rFonts w:eastAsia="Times New Roman" w:cs="Times New Roman"/>
-          <w:b/>
-          <w:bCs/>
-          <w:szCs w:val="24"/>
-        </w:rPr>
-        <w:t xml:space="preserve"> hiện ở góc trái</w:t>
+        <w:t>Xem được GIF đã qua chỉnh sửa do mình tạo ra , hiện ở góc trái</w:t>
       </w:r>
     </w:p>
     <w:p>
@@ -12368,7 +12194,7 @@
           <w:szCs w:val="24"/>
         </w:rPr>
       </w:pPr>
-      <w:bookmarkStart w:id="56" w:name="_Toc214286719"/>
+      <w:bookmarkStart w:id="56" w:name="_Toc214953044"/>
       <w:r>
         <w:t>Hình 3.</w:t>
       </w:r>
@@ -12487,7 +12313,7 @@
           <w:szCs w:val="24"/>
         </w:rPr>
       </w:pPr>
-      <w:bookmarkStart w:id="57" w:name="_Toc214286720"/>
+      <w:bookmarkStart w:id="57" w:name="_Toc214953045"/>
       <w:r>
         <w:t>Hình 3.</w:t>
       </w:r>
@@ -12527,9 +12353,8 @@
           <w:bCs/>
           <w:szCs w:val="24"/>
         </w:rPr>
-        <w:t xml:space="preserve">Tạo </w:t>
-      </w:r>
-      <w:proofErr w:type="gramStart"/>
+        <w:t>Tạo Video</w:t>
+      </w:r>
       <w:r>
         <w:rPr>
           <w:rFonts w:eastAsia="Times New Roman" w:cs="Times New Roman"/>
@@ -12537,26 +12362,7 @@
           <w:bCs/>
           <w:szCs w:val="24"/>
         </w:rPr>
-        <w:t>Video</w:t>
-      </w:r>
-      <w:r>
-        <w:rPr>
-          <w:rFonts w:eastAsia="Times New Roman" w:cs="Times New Roman"/>
-          <w:b/>
-          <w:bCs/>
-          <w:szCs w:val="24"/>
-        </w:rPr>
-        <w:t>(</w:t>
-      </w:r>
-      <w:proofErr w:type="gramEnd"/>
-      <w:r>
-        <w:rPr>
-          <w:rFonts w:eastAsia="Times New Roman" w:cs="Times New Roman"/>
-          <w:b/>
-          <w:bCs/>
-          <w:szCs w:val="24"/>
-        </w:rPr>
-        <w:t>góc trái )</w:t>
+        <w:t>(góc trái )</w:t>
       </w:r>
       <w:r>
         <w:rPr>
@@ -12685,7 +12491,7 @@
       <w:pPr>
         <w:pStyle w:val="hinh"/>
       </w:pPr>
-      <w:bookmarkStart w:id="58" w:name="_Toc214286721"/>
+      <w:bookmarkStart w:id="58" w:name="_Toc214953046"/>
       <w:r>
         <w:t>Hình 3.</w:t>
       </w:r>
@@ -13016,7 +12822,7 @@
           <w:szCs w:val="24"/>
         </w:rPr>
       </w:pPr>
-      <w:bookmarkStart w:id="59" w:name="_Toc214286722"/>
+      <w:bookmarkStart w:id="59" w:name="_Toc214953047"/>
       <w:r>
         <w:t>Hình 3.</w:t>
       </w:r>
@@ -13179,7 +12985,7 @@
           <w:szCs w:val="24"/>
         </w:rPr>
       </w:pPr>
-      <w:bookmarkStart w:id="60" w:name="_Toc214286723"/>
+      <w:bookmarkStart w:id="60" w:name="_Toc214953048"/>
       <w:r>
         <w:t>Hình 3</w:t>
       </w:r>
@@ -13286,7 +13092,7 @@
           <w:szCs w:val="24"/>
         </w:rPr>
       </w:pPr>
-      <w:bookmarkStart w:id="61" w:name="_Toc214286724"/>
+      <w:bookmarkStart w:id="61" w:name="_Toc214953049"/>
       <w:r>
         <w:t>Hình 3.</w:t>
       </w:r>
@@ -13429,7 +13235,7 @@
           <w:szCs w:val="24"/>
         </w:rPr>
       </w:pPr>
-      <w:bookmarkStart w:id="62" w:name="_Toc214286725"/>
+      <w:bookmarkStart w:id="62" w:name="_Toc214953050"/>
       <w:r>
         <w:t>Hình 3.</w:t>
       </w:r>
@@ -13567,7 +13373,7 @@
           <w:szCs w:val="24"/>
         </w:rPr>
       </w:pPr>
-      <w:bookmarkStart w:id="63" w:name="_Toc214286726"/>
+      <w:bookmarkStart w:id="63" w:name="_Toc214953051"/>
       <w:r>
         <w:t>Hình 3.</w:t>
       </w:r>
@@ -13773,7 +13579,7 @@
           <w:szCs w:val="24"/>
         </w:rPr>
       </w:pPr>
-      <w:bookmarkStart w:id="64" w:name="_Toc214286727"/>
+      <w:bookmarkStart w:id="64" w:name="_Toc214953052"/>
       <w:r>
         <w:t>Hình 3.</w:t>
       </w:r>
@@ -13966,7 +13772,7 @@
           <w:szCs w:val="24"/>
         </w:rPr>
       </w:pPr>
-      <w:bookmarkStart w:id="65" w:name="_Toc214286728"/>
+      <w:bookmarkStart w:id="65" w:name="_Toc214953053"/>
       <w:r>
         <w:t>Hình 3.</w:t>
       </w:r>
@@ -14098,7 +13904,7 @@
           <w:szCs w:val="24"/>
         </w:rPr>
       </w:pPr>
-      <w:bookmarkStart w:id="66" w:name="_Toc214286729"/>
+      <w:bookmarkStart w:id="66" w:name="_Toc214953054"/>
       <w:r>
         <w:t>Hình 3.</w:t>
       </w:r>
@@ -14217,7 +14023,7 @@
       <w:pPr>
         <w:pStyle w:val="hinh"/>
       </w:pPr>
-      <w:bookmarkStart w:id="67" w:name="_Toc214286730"/>
+      <w:bookmarkStart w:id="67" w:name="_Toc214953055"/>
       <w:r>
         <w:t>Hình 3.</w:t>
       </w:r>
@@ -14268,15 +14074,7 @@
         </w:numPr>
       </w:pPr>
       <w:r>
-        <w:t xml:space="preserve">Hiệu </w:t>
-      </w:r>
-      <w:proofErr w:type="gramStart"/>
-      <w:r>
-        <w:t>ứng :</w:t>
-      </w:r>
-      <w:proofErr w:type="gramEnd"/>
-      <w:r>
-        <w:t xml:space="preserve"> Không hiệu ứng, Fade, Slide</w:t>
+        <w:t>Hiệu ứng : Không hiệu ứng, Fade, Slide</w:t>
       </w:r>
     </w:p>
     <w:p>
@@ -14374,7 +14172,7 @@
           <w:szCs w:val="24"/>
         </w:rPr>
       </w:pPr>
-      <w:bookmarkStart w:id="68" w:name="_Toc214286731"/>
+      <w:bookmarkStart w:id="68" w:name="_Toc214953056"/>
       <w:r>
         <w:t>Hình 3.</w:t>
       </w:r>
@@ -14483,7 +14281,6 @@
       <w:pPr>
         <w:pStyle w:val="NormalWeb"/>
       </w:pPr>
-      <w:proofErr w:type="gramStart"/>
       <w:r>
         <w:rPr>
           <w:rFonts w:hAnsi="Symbol"/>
@@ -14500,16 +14297,7 @@
           <w:b/>
           <w:bCs/>
         </w:rPr>
-        <w:t>Tab</w:t>
-      </w:r>
-      <w:proofErr w:type="gramEnd"/>
-      <w:r>
-        <w:rPr>
-          <w:rFonts w:eastAsiaTheme="majorEastAsia"/>
-          <w:b/>
-          <w:bCs/>
-        </w:rPr>
-        <w:t xml:space="preserve"> 2</w:t>
+        <w:t>Tab 2</w:t>
       </w:r>
       <w:r>
         <w:rPr>
@@ -14586,7 +14374,7 @@
       <w:r>
         <w:br/>
       </w:r>
-      <w:bookmarkStart w:id="69" w:name="_Toc214286732"/>
+      <w:bookmarkStart w:id="69" w:name="_Toc214953057"/>
       <w:r>
         <w:rPr>
           <w:rStyle w:val="hinhChar"/>
@@ -14736,7 +14524,7 @@
           <w:szCs w:val="24"/>
         </w:rPr>
       </w:pPr>
-      <w:bookmarkStart w:id="70" w:name="_Toc214286733"/>
+      <w:bookmarkStart w:id="70" w:name="_Toc214953058"/>
       <w:r>
         <w:rPr>
           <w:rStyle w:val="hinhChar"/>
@@ -14859,7 +14647,7 @@
           <w:szCs w:val="24"/>
         </w:rPr>
       </w:pPr>
-      <w:bookmarkStart w:id="71" w:name="_Toc214286734"/>
+      <w:bookmarkStart w:id="71" w:name="_Toc214953059"/>
       <w:r>
         <w:rPr>
           <w:rStyle w:val="hinhChar"/>
@@ -14905,27 +14693,7 @@
           <w:bCs/>
           <w:szCs w:val="24"/>
         </w:rPr>
-        <w:t xml:space="preserve">Chọn </w:t>
-      </w:r>
-      <w:proofErr w:type="gramStart"/>
-      <w:r>
-        <w:rPr>
-          <w:rFonts w:eastAsia="Times New Roman" w:cs="Times New Roman"/>
-          <w:b/>
-          <w:bCs/>
-          <w:szCs w:val="24"/>
-        </w:rPr>
-        <w:t>FPS(</w:t>
-      </w:r>
-      <w:proofErr w:type="gramEnd"/>
-      <w:r>
-        <w:rPr>
-          <w:rFonts w:eastAsia="Times New Roman" w:cs="Times New Roman"/>
-          <w:b/>
-          <w:bCs/>
-          <w:szCs w:val="24"/>
-        </w:rPr>
-        <w:t>Frame mỗi gi</w:t>
+        <w:t>Chọn FPS(Frame mỗi gi</w:t>
       </w:r>
       <w:r>
         <w:rPr>
@@ -15024,7 +14792,7 @@
           <w:rStyle w:val="hinhChar"/>
         </w:rPr>
       </w:pPr>
-      <w:bookmarkStart w:id="72" w:name="_Toc214286735"/>
+      <w:bookmarkStart w:id="72" w:name="_Toc214953060"/>
       <w:r>
         <w:rPr>
           <w:rStyle w:val="hinhChar"/>
@@ -15156,13 +14924,8 @@
         <w:br/>
       </w:r>
       <w:r>
-        <w:t xml:space="preserve">Số lượng ảnh = FPS * thời lượng chọn (VD 10FPS * 5s = 50 tấm </w:t>
-      </w:r>
-      <w:proofErr w:type="gramStart"/>
-      <w:r>
-        <w:t>ảnh )</w:t>
-      </w:r>
-      <w:proofErr w:type="gramEnd"/>
+        <w:t>Số lượng ảnh = FPS * thời lượng chọn (VD 10FPS * 5s = 50 tấm ảnh )</w:t>
+      </w:r>
     </w:p>
     <w:p>
       <w:pPr>
@@ -15225,7 +14988,7 @@
           <w:szCs w:val="24"/>
         </w:rPr>
       </w:pPr>
-      <w:bookmarkStart w:id="73" w:name="_Toc214286736"/>
+      <w:bookmarkStart w:id="73" w:name="_Toc214953061"/>
       <w:r>
         <w:rPr>
           <w:rStyle w:val="hinhChar"/>
@@ -15388,7 +15151,7 @@
           <w:szCs w:val="24"/>
         </w:rPr>
       </w:pPr>
-      <w:bookmarkStart w:id="74" w:name="_Toc214286737"/>
+      <w:bookmarkStart w:id="74" w:name="_Toc214953062"/>
       <w:r>
         <w:rPr>
           <w:rStyle w:val="hinhChar"/>
@@ -15543,7 +15306,7 @@
           <w:lang w:val="vi-VN"/>
         </w:rPr>
       </w:pPr>
-      <w:bookmarkStart w:id="75" w:name="_Toc214286738"/>
+      <w:bookmarkStart w:id="75" w:name="_Toc214953063"/>
       <w:r>
         <w:rPr>
           <w:rStyle w:val="hinhChar"/>
@@ -15620,7 +15383,7 @@
       </w:r>
       <w:bookmarkStart w:id="76" w:name="_Toc162109997"/>
       <w:bookmarkStart w:id="77" w:name="_Toc209377161"/>
-      <w:bookmarkStart w:id="78" w:name="_Toc214286707"/>
+      <w:bookmarkStart w:id="78" w:name="_Toc214953032"/>
       <w:r>
         <w:lastRenderedPageBreak/>
         <w:t>KẾT LUẬN</w:t>
@@ -15633,7 +15396,7 @@
       <w:pPr>
         <w:pStyle w:val="Heading2"/>
       </w:pPr>
-      <w:bookmarkStart w:id="79" w:name="_Toc214286708"/>
+      <w:bookmarkStart w:id="79" w:name="_Toc214953033"/>
       <w:r>
         <w:t>Kết luận</w:t>
       </w:r>
@@ -15839,7 +15602,7 @@
       <w:pPr>
         <w:pStyle w:val="Heading2"/>
       </w:pPr>
-      <w:bookmarkStart w:id="80" w:name="_Toc214286709"/>
+      <w:bookmarkStart w:id="80" w:name="_Toc214953034"/>
       <w:r>
         <w:lastRenderedPageBreak/>
         <w:t>Hướng phát triển</w:t>
@@ -16376,7 +16139,7 @@
         <w:lastRenderedPageBreak/>
         <w:br/>
       </w:r>
-      <w:bookmarkStart w:id="82" w:name="_Toc214286710"/>
+      <w:bookmarkStart w:id="82" w:name="_Toc214953035"/>
       <w:r>
         <w:t>Tài liệu tham khảo</w:t>
       </w:r>
@@ -16386,15 +16149,7 @@
       <w:bookmarkStart w:id="83" w:name="_Toc209377163"/>
       <w:bookmarkEnd w:id="81"/>
       <w:r>
-        <w:t xml:space="preserve">[1] “OpenCV – </w:t>
-      </w:r>
-      <w:proofErr w:type="gramStart"/>
-      <w:r>
-        <w:t>Open Source</w:t>
-      </w:r>
-      <w:proofErr w:type="gramEnd"/>
-      <w:r>
-        <w:t xml:space="preserve"> Computer Vision Library,” OpenCV Documentation, [Online]. Available: </w:t>
+        <w:t xml:space="preserve">[1] “OpenCV – Open Source Computer Vision Library,” OpenCV Documentation, [Online]. Available: </w:t>
       </w:r>
       <w:hyperlink r:id="rId40" w:tgtFrame="_new" w:history="1">
         <w:r>
@@ -16616,7 +16371,7 @@
       <w:pPr>
         <w:pStyle w:val="Heading1"/>
       </w:pPr>
-      <w:bookmarkStart w:id="84" w:name="_Toc214286711"/>
+      <w:bookmarkStart w:id="84" w:name="_Toc214953036"/>
       <w:r>
         <w:t>PHỤ LỤC</w:t>
       </w:r>
@@ -16631,7 +16386,7 @@
         <w:pStyle w:val="Heading2"/>
       </w:pPr>
       <w:bookmarkStart w:id="85" w:name="_Toc209377164"/>
-      <w:bookmarkStart w:id="86" w:name="_Toc214286712"/>
+      <w:bookmarkStart w:id="86" w:name="_Toc214953037"/>
       <w:r>
         <w:t>Link GitHub</w:t>
       </w:r>

--- a/baocaotiendo_nhom04.docx
+++ b/baocaotiendo_nhom04.docx
@@ -1,6 +1,6 @@
 
 <file path=word/document.xml><?xml version="1.0" encoding="utf-8"?>
-<w:document xmlns:wpc="http://schemas.microsoft.com/office/word/2010/wordprocessingCanvas" xmlns:cx="http://schemas.microsoft.com/office/drawing/2014/chartex" xmlns:cx1="http://schemas.microsoft.com/office/drawing/2015/9/8/chartex" xmlns:cx2="http://schemas.microsoft.com/office/drawing/2015/10/21/chartex" xmlns:cx3="http://schemas.microsoft.com/office/drawing/2016/5/9/chartex" xmlns:cx4="http://schemas.microsoft.com/office/drawing/2016/5/10/chartex" xmlns:cx5="http://schemas.microsoft.com/office/drawing/2016/5/11/chartex" xmlns:cx6="http://schemas.microsoft.com/office/drawing/2016/5/12/chartex" xmlns:cx7="http://schemas.microsoft.com/office/drawing/2016/5/13/chartex" xmlns:cx8="http://schemas.microsoft.com/office/drawing/2016/5/14/chartex" xmlns:mc="http://schemas.openxmlformats.org/markup-compatibility/2006" xmlns:aink="http://schemas.microsoft.com/office/drawing/2016/ink" xmlns:am3d="http://schemas.microsoft.com/office/drawing/2017/model3d" xmlns:o="urn:schemas-microsoft-com:office:office" xmlns:r="http://schemas.openxmlformats.org/officeDocument/2006/relationships" xmlns:m="http://schemas.openxmlformats.org/officeDocument/2006/math" xmlns:v="urn:schemas-microsoft-com:vml" xmlns:wp14="http://schemas.microsoft.com/office/word/2010/wordprocessingDrawing" xmlns:wp="http://schemas.openxmlformats.org/drawingml/2006/wordprocessingDrawing" xmlns:w10="urn:schemas-microsoft-com:office:word" xmlns:w="http://schemas.openxmlformats.org/wordprocessingml/2006/main" xmlns:w14="http://schemas.microsoft.com/office/word/2010/wordml" xmlns:w15="http://schemas.microsoft.com/office/word/2012/wordml" xmlns:w16cex="http://schemas.microsoft.com/office/word/2018/wordml/cex" xmlns:w16cid="http://schemas.microsoft.com/office/word/2016/wordml/cid" xmlns:w16="http://schemas.microsoft.com/office/word/2018/wordml" xmlns:w16sdtdh="http://schemas.microsoft.com/office/word/2020/wordml/sdtdatahash" xmlns:w16se="http://schemas.microsoft.com/office/word/2015/wordml/symex" xmlns:wpg="http://schemas.microsoft.com/office/word/2010/wordprocessingGroup" xmlns:wpi="http://schemas.microsoft.com/office/word/2010/wordprocessingInk" xmlns:wne="http://schemas.microsoft.com/office/word/2006/wordml" xmlns:wps="http://schemas.microsoft.com/office/word/2010/wordprocessingShape" mc:Ignorable="w14 w15 w16se w16cid w16 w16cex w16sdtdh wp14">
+<w:document xmlns:wpc="http://schemas.microsoft.com/office/word/2010/wordprocessingCanvas" xmlns:cx="http://schemas.microsoft.com/office/drawing/2014/chartex" xmlns:cx1="http://schemas.microsoft.com/office/drawing/2015/9/8/chartex" xmlns:cx2="http://schemas.microsoft.com/office/drawing/2015/10/21/chartex" xmlns:cx3="http://schemas.microsoft.com/office/drawing/2016/5/9/chartex" xmlns:cx4="http://schemas.microsoft.com/office/drawing/2016/5/10/chartex" xmlns:cx5="http://schemas.microsoft.com/office/drawing/2016/5/11/chartex" xmlns:cx6="http://schemas.microsoft.com/office/drawing/2016/5/12/chartex" xmlns:cx7="http://schemas.microsoft.com/office/drawing/2016/5/13/chartex" xmlns:cx8="http://schemas.microsoft.com/office/drawing/2016/5/14/chartex" xmlns:mc="http://schemas.openxmlformats.org/markup-compatibility/2006" xmlns:aink="http://schemas.microsoft.com/office/drawing/2016/ink" xmlns:am3d="http://schemas.microsoft.com/office/drawing/2017/model3d" xmlns:o="urn:schemas-microsoft-com:office:office" xmlns:oel="http://schemas.microsoft.com/office/2019/extlst" xmlns:r="http://schemas.openxmlformats.org/officeDocument/2006/relationships" xmlns:m="http://schemas.openxmlformats.org/officeDocument/2006/math" xmlns:v="urn:schemas-microsoft-com:vml" xmlns:wp14="http://schemas.microsoft.com/office/word/2010/wordprocessingDrawing" xmlns:wp="http://schemas.openxmlformats.org/drawingml/2006/wordprocessingDrawing" xmlns:w10="urn:schemas-microsoft-com:office:word" xmlns:w="http://schemas.openxmlformats.org/wordprocessingml/2006/main" xmlns:w14="http://schemas.microsoft.com/office/word/2010/wordml" xmlns:w15="http://schemas.microsoft.com/office/word/2012/wordml" xmlns:w16cex="http://schemas.microsoft.com/office/word/2018/wordml/cex" xmlns:w16cid="http://schemas.microsoft.com/office/word/2016/wordml/cid" xmlns:w16="http://schemas.microsoft.com/office/word/2018/wordml" xmlns:w16du="http://schemas.microsoft.com/office/word/2023/wordml/word16du" xmlns:w16sdtdh="http://schemas.microsoft.com/office/word/2020/wordml/sdtdatahash" xmlns:w16sdtfl="http://schemas.microsoft.com/office/word/2024/wordml/sdtformatlock" xmlns:w16se="http://schemas.microsoft.com/office/word/2015/wordml/symex" xmlns:wpg="http://schemas.microsoft.com/office/word/2010/wordprocessingGroup" xmlns:wpi="http://schemas.microsoft.com/office/word/2010/wordprocessingInk" xmlns:wne="http://schemas.microsoft.com/office/word/2006/wordml" xmlns:wps="http://schemas.microsoft.com/office/word/2010/wordprocessingShape" mc:Ignorable="w14 w15 w16se w16cid w16 w16cex w16sdtdh w16sdtfl w16du wp14">
   <w:body>
     <w:tbl>
       <w:tblPr>
@@ -147,7 +147,7 @@
                     </wp:anchor>
                   </w:drawing>
                 </mc:Choice>
-                <mc:Fallback xmlns:w16sdtfl="http://schemas.microsoft.com/office/word/2024/wordml/sdtformatlock" xmlns:w16du="http://schemas.microsoft.com/office/word/2023/wordml/word16du" xmlns:oel="http://schemas.microsoft.com/office/2019/extlst">
+                <mc:Fallback>
                   <w:pict>
                     <v:line w14:anchorId="4336970D" id="Straight Connector 7" o:spid="_x0000_s1026" style="position:absolute;flip:y;z-index:251659264;visibility:visible;mso-wrap-style:square;mso-width-percent:0;mso-height-percent:0;mso-wrap-distance-left:9pt;mso-wrap-distance-top:0;mso-wrap-distance-right:9pt;mso-wrap-distance-bottom:0;mso-position-horizontal:absolute;mso-position-horizontal-relative:text;mso-position-vertical:absolute;mso-position-vertical-relative:text;mso-width-percent:0;mso-height-percent:0;mso-width-relative:margin;mso-height-relative:margin" from="157.3pt,6.25pt" to="318.55pt,6.25pt" o:gfxdata="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" strokecolor="black [3200]" strokeweight=".5pt">
                       <v:stroke joinstyle="miter"/>
@@ -156,18 +156,28 @@
                 </mc:Fallback>
               </mc:AlternateContent>
             </w:r>
+          </w:p>
+          <w:p>
+            <w:pPr>
+              <w:rPr>
+                <w:rFonts w:cs="Times New Roman"/>
+                <w:b/>
+                <w:sz w:val="26"/>
+                <w:szCs w:val="26"/>
+              </w:rPr>
+            </w:pPr>
             <w:r>
               <w:rPr>
                 <w:noProof/>
               </w:rPr>
               <w:drawing>
-                <wp:anchor distT="0" distB="0" distL="114300" distR="114300" simplePos="0" relativeHeight="251660288" behindDoc="0" locked="0" layoutInCell="1" allowOverlap="1" wp14:anchorId="1990F1B7" wp14:editId="72CA01B6">
+                <wp:anchor distT="0" distB="0" distL="114300" distR="114300" simplePos="0" relativeHeight="251660288" behindDoc="0" locked="0" layoutInCell="1" allowOverlap="1" wp14:anchorId="1990F1B7" wp14:editId="5382EDEE">
                   <wp:simplePos x="0" y="0"/>
                   <wp:positionH relativeFrom="column">
-                    <wp:posOffset>2067560</wp:posOffset>
+                    <wp:posOffset>2229485</wp:posOffset>
                   </wp:positionH>
                   <wp:positionV relativeFrom="paragraph">
-                    <wp:posOffset>214630</wp:posOffset>
+                    <wp:posOffset>10160</wp:posOffset>
                   </wp:positionV>
                   <wp:extent cx="1636395" cy="1337945"/>
                   <wp:effectExtent l="0" t="0" r="1905" b="0"/>
@@ -220,16 +230,6 @@
                 </wp:anchor>
               </w:drawing>
             </w:r>
-          </w:p>
-          <w:p>
-            <w:pPr>
-              <w:rPr>
-                <w:rFonts w:cs="Times New Roman"/>
-                <w:b/>
-                <w:sz w:val="26"/>
-                <w:szCs w:val="26"/>
-              </w:rPr>
-            </w:pPr>
           </w:p>
           <w:p>
             <w:pPr>
@@ -309,7 +309,7 @@
                     </wp:inline>
                   </w:drawing>
                 </mc:Choice>
-                <mc:Fallback xmlns:w16sdtfl="http://schemas.microsoft.com/office/word/2024/wordml/sdtformatlock" xmlns:w16du="http://schemas.microsoft.com/office/word/2023/wordml/word16du" xmlns:oel="http://schemas.microsoft.com/office/2019/extlst">
+                <mc:Fallback>
                   <w:pict>
                     <v:rect w14:anchorId="4197A250" id="Rectangle 5" o:spid="_x0000_s1026" alt="Giới Thiệu Trường Đại Học Khánh Hòa - UKH" style="width:24pt;height:24pt;visibility:visible;mso-wrap-style:square;mso-left-percent:-10001;mso-top-percent:-10001;mso-position-horizontal:absolute;mso-position-horizontal-relative:char;mso-position-vertical:absolute;mso-position-vertical-relative:line;mso-left-percent:-10001;mso-top-percent:-10001;v-text-anchor:top" o:gfxdata="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" filled="f" stroked="f">
                       <o:lock v:ext="edit" aspectratio="t"/>
@@ -373,6 +373,26 @@
                 <w:szCs w:val="48"/>
               </w:rPr>
             </w:pPr>
+          </w:p>
+          <w:p>
+            <w:pPr>
+              <w:jc w:val="center"/>
+              <w:rPr>
+                <w:rFonts w:cs="Times New Roman"/>
+                <w:b/>
+                <w:sz w:val="48"/>
+                <w:szCs w:val="48"/>
+              </w:rPr>
+            </w:pPr>
+            <w:r>
+              <w:rPr>
+                <w:rFonts w:cs="Times New Roman"/>
+                <w:b/>
+                <w:sz w:val="48"/>
+                <w:szCs w:val="48"/>
+              </w:rPr>
+              <w:t>BÁO CÁO</w:t>
+            </w:r>
           </w:p>
           <w:p>
             <w:pPr>
@@ -804,7 +824,7 @@
                     </wp:anchor>
                   </w:drawing>
                 </mc:Choice>
-                <mc:Fallback xmlns:w16sdtfl="http://schemas.microsoft.com/office/word/2024/wordml/sdtformatlock" xmlns:w16du="http://schemas.microsoft.com/office/word/2023/wordml/word16du" xmlns:oel="http://schemas.microsoft.com/office/2019/extlst">
+                <mc:Fallback>
                   <w:pict>
                     <v:line w14:anchorId="717A36B3" id="Straight Connector 4" o:spid="_x0000_s1026" style="position:absolute;flip:y;z-index:251661312;visibility:visible;mso-wrap-style:square;mso-width-percent:0;mso-height-percent:0;mso-wrap-distance-left:9pt;mso-wrap-distance-top:0;mso-wrap-distance-right:9pt;mso-wrap-distance-bottom:0;mso-position-horizontal:absolute;mso-position-horizontal-relative:text;mso-position-vertical:absolute;mso-position-vertical-relative:text;mso-width-percent:0;mso-height-percent:0;mso-width-relative:margin;mso-height-relative:margin" from="157.3pt,6.25pt" to="318.55pt,6.25pt" o:gfxdata="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" strokecolor="black [3200]" strokeweight=".5pt">
                       <v:stroke joinstyle="miter"/>
@@ -813,18 +833,28 @@
                 </mc:Fallback>
               </mc:AlternateContent>
             </w:r>
+          </w:p>
+          <w:p>
+            <w:pPr>
+              <w:rPr>
+                <w:rFonts w:cs="Times New Roman"/>
+                <w:b/>
+                <w:sz w:val="26"/>
+                <w:szCs w:val="26"/>
+              </w:rPr>
+            </w:pPr>
             <w:r>
               <w:rPr>
                 <w:noProof/>
               </w:rPr>
               <w:drawing>
-                <wp:anchor distT="0" distB="0" distL="114300" distR="114300" simplePos="0" relativeHeight="251662336" behindDoc="0" locked="0" layoutInCell="1" allowOverlap="1" wp14:anchorId="19E6B0D9" wp14:editId="34A478DA">
+                <wp:anchor distT="0" distB="0" distL="114300" distR="114300" simplePos="0" relativeHeight="251662336" behindDoc="0" locked="0" layoutInCell="1" allowOverlap="1" wp14:anchorId="19E6B0D9" wp14:editId="060FC0B0">
                   <wp:simplePos x="0" y="0"/>
                   <wp:positionH relativeFrom="column">
-                    <wp:posOffset>2067560</wp:posOffset>
+                    <wp:posOffset>2105660</wp:posOffset>
                   </wp:positionH>
                   <wp:positionV relativeFrom="paragraph">
-                    <wp:posOffset>214630</wp:posOffset>
+                    <wp:posOffset>10160</wp:posOffset>
                   </wp:positionV>
                   <wp:extent cx="1636395" cy="1337945"/>
                   <wp:effectExtent l="0" t="0" r="1905" b="0"/>
@@ -877,16 +907,6 @@
                 </wp:anchor>
               </w:drawing>
             </w:r>
-          </w:p>
-          <w:p>
-            <w:pPr>
-              <w:rPr>
-                <w:rFonts w:cs="Times New Roman"/>
-                <w:b/>
-                <w:sz w:val="26"/>
-                <w:szCs w:val="26"/>
-              </w:rPr>
-            </w:pPr>
           </w:p>
           <w:p>
             <w:pPr>
@@ -966,7 +986,7 @@
                     </wp:inline>
                   </w:drawing>
                 </mc:Choice>
-                <mc:Fallback xmlns:w16sdtfl="http://schemas.microsoft.com/office/word/2024/wordml/sdtformatlock" xmlns:w16du="http://schemas.microsoft.com/office/word/2023/wordml/word16du" xmlns:oel="http://schemas.microsoft.com/office/2019/extlst">
+                <mc:Fallback>
                   <w:pict>
                     <v:rect w14:anchorId="1B45129A" id="Rectangle 1" o:spid="_x0000_s1026" alt="Giới Thiệu Trường Đại Học Khánh Hòa - UKH" style="width:24pt;height:24pt;visibility:visible;mso-wrap-style:square;mso-left-percent:-10001;mso-top-percent:-10001;mso-position-horizontal:absolute;mso-position-horizontal-relative:char;mso-position-vertical:absolute;mso-position-vertical-relative:line;mso-left-percent:-10001;mso-top-percent:-10001;v-text-anchor:top" o:gfxdata="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" filled="f" stroked="f">
                       <o:lock v:ext="edit" aspectratio="t"/>
@@ -1048,6 +1068,26 @@
                 <w:sz w:val="48"/>
                 <w:szCs w:val="48"/>
               </w:rPr>
+              <w:t>BÁO CÁO</w:t>
+            </w:r>
+          </w:p>
+          <w:p>
+            <w:pPr>
+              <w:jc w:val="center"/>
+              <w:rPr>
+                <w:rFonts w:cs="Times New Roman"/>
+                <w:b/>
+                <w:sz w:val="48"/>
+                <w:szCs w:val="48"/>
+              </w:rPr>
+            </w:pPr>
+            <w:r>
+              <w:rPr>
+                <w:rFonts w:cs="Times New Roman"/>
+                <w:b/>
+                <w:sz w:val="48"/>
+                <w:szCs w:val="48"/>
+              </w:rPr>
               <w:t>XỬ LÝ ẢNH VÀ THỊ GIÁC MÁY TÍNH</w:t>
             </w:r>
           </w:p>
@@ -1371,7 +1411,6 @@
           <w:sz w:val="28"/>
           <w:szCs w:val="28"/>
         </w:rPr>
-        <w:lastRenderedPageBreak/>
         <w:t>Danh sách Nhóm:</w:t>
       </w:r>
     </w:p>
@@ -2646,7 +2685,6 @@
           <w:sz w:val="28"/>
           <w:szCs w:val="28"/>
         </w:rPr>
-        <w:lastRenderedPageBreak/>
         <w:t>MỤC LỤC</w:t>
       </w:r>
     </w:p>
@@ -8684,9 +8722,9 @@
           <w:bCs/>
         </w:rPr>
       </w:pPr>
-      <w:bookmarkStart w:id="33" w:name="_Toc162109926"/>
-      <w:bookmarkStart w:id="34" w:name="_Toc209377154"/>
-      <w:bookmarkStart w:id="35" w:name="_Toc214953022"/>
+      <w:bookmarkStart w:id="33" w:name="_Toc214953022"/>
+      <w:bookmarkStart w:id="34" w:name="_Toc162109926"/>
+      <w:bookmarkStart w:id="35" w:name="_Toc209377154"/>
       <w:r>
         <w:rPr>
           <w:rStyle w:val="Heading2Char"/>
@@ -8699,7 +8737,7 @@
         </w:rPr>
         <w:t>Threading</w:t>
       </w:r>
-      <w:bookmarkEnd w:id="35"/>
+      <w:bookmarkEnd w:id="33"/>
       <w:r>
         <w:br/>
       </w:r>
@@ -8909,8 +8947,8 @@
       <w:r>
         <w:t>CHƯƠNG 3. PHÂN TÍCH HỆ THỐNG VÀ XÂY DỰNG SẢN PHẨM</w:t>
       </w:r>
-      <w:bookmarkEnd w:id="33"/>
       <w:bookmarkEnd w:id="34"/>
+      <w:bookmarkEnd w:id="35"/>
       <w:bookmarkEnd w:id="37"/>
     </w:p>
     <w:p>
@@ -16417,7 +16455,7 @@
 </file>
 
 <file path=word/endnotes.xml><?xml version="1.0" encoding="utf-8"?>
-<w:endnotes xmlns:wpc="http://schemas.microsoft.com/office/word/2010/wordprocessingCanvas" xmlns:cx="http://schemas.microsoft.com/office/drawing/2014/chartex" xmlns:cx1="http://schemas.microsoft.com/office/drawing/2015/9/8/chartex" xmlns:cx2="http://schemas.microsoft.com/office/drawing/2015/10/21/chartex" xmlns:cx3="http://schemas.microsoft.com/office/drawing/2016/5/9/chartex" xmlns:cx4="http://schemas.microsoft.com/office/drawing/2016/5/10/chartex" xmlns:cx5="http://schemas.microsoft.com/office/drawing/2016/5/11/chartex" xmlns:cx6="http://schemas.microsoft.com/office/drawing/2016/5/12/chartex" xmlns:cx7="http://schemas.microsoft.com/office/drawing/2016/5/13/chartex" xmlns:cx8="http://schemas.microsoft.com/office/drawing/2016/5/14/chartex" xmlns:mc="http://schemas.openxmlformats.org/markup-compatibility/2006" xmlns:aink="http://schemas.microsoft.com/office/drawing/2016/ink" xmlns:am3d="http://schemas.microsoft.com/office/drawing/2017/model3d" xmlns:o="urn:schemas-microsoft-com:office:office" xmlns:r="http://schemas.openxmlformats.org/officeDocument/2006/relationships" xmlns:m="http://schemas.openxmlformats.org/officeDocument/2006/math" xmlns:v="urn:schemas-microsoft-com:vml" xmlns:wp14="http://schemas.microsoft.com/office/word/2010/wordprocessingDrawing" xmlns:wp="http://schemas.openxmlformats.org/drawingml/2006/wordprocessingDrawing" xmlns:w10="urn:schemas-microsoft-com:office:word" xmlns:w="http://schemas.openxmlformats.org/wordprocessingml/2006/main" xmlns:w14="http://schemas.microsoft.com/office/word/2010/wordml" xmlns:w15="http://schemas.microsoft.com/office/word/2012/wordml" xmlns:w16cex="http://schemas.microsoft.com/office/word/2018/wordml/cex" xmlns:w16cid="http://schemas.microsoft.com/office/word/2016/wordml/cid" xmlns:w16="http://schemas.microsoft.com/office/word/2018/wordml" xmlns:w16sdtdh="http://schemas.microsoft.com/office/word/2020/wordml/sdtdatahash" xmlns:w16se="http://schemas.microsoft.com/office/word/2015/wordml/symex" xmlns:wpg="http://schemas.microsoft.com/office/word/2010/wordprocessingGroup" xmlns:wpi="http://schemas.microsoft.com/office/word/2010/wordprocessingInk" xmlns:wne="http://schemas.microsoft.com/office/word/2006/wordml" xmlns:wps="http://schemas.microsoft.com/office/word/2010/wordprocessingShape" mc:Ignorable="w14 w15 w16se w16cid w16 w16cex w16sdtdh wp14">
+<w:endnotes xmlns:wpc="http://schemas.microsoft.com/office/word/2010/wordprocessingCanvas" xmlns:cx="http://schemas.microsoft.com/office/drawing/2014/chartex" xmlns:cx1="http://schemas.microsoft.com/office/drawing/2015/9/8/chartex" xmlns:cx2="http://schemas.microsoft.com/office/drawing/2015/10/21/chartex" xmlns:cx3="http://schemas.microsoft.com/office/drawing/2016/5/9/chartex" xmlns:cx4="http://schemas.microsoft.com/office/drawing/2016/5/10/chartex" xmlns:cx5="http://schemas.microsoft.com/office/drawing/2016/5/11/chartex" xmlns:cx6="http://schemas.microsoft.com/office/drawing/2016/5/12/chartex" xmlns:cx7="http://schemas.microsoft.com/office/drawing/2016/5/13/chartex" xmlns:cx8="http://schemas.microsoft.com/office/drawing/2016/5/14/chartex" xmlns:mc="http://schemas.openxmlformats.org/markup-compatibility/2006" xmlns:aink="http://schemas.microsoft.com/office/drawing/2016/ink" xmlns:am3d="http://schemas.microsoft.com/office/drawing/2017/model3d" xmlns:o="urn:schemas-microsoft-com:office:office" xmlns:oel="http://schemas.microsoft.com/office/2019/extlst" xmlns:r="http://schemas.openxmlformats.org/officeDocument/2006/relationships" xmlns:m="http://schemas.openxmlformats.org/officeDocument/2006/math" xmlns:v="urn:schemas-microsoft-com:vml" xmlns:wp14="http://schemas.microsoft.com/office/word/2010/wordprocessingDrawing" xmlns:wp="http://schemas.openxmlformats.org/drawingml/2006/wordprocessingDrawing" xmlns:w10="urn:schemas-microsoft-com:office:word" xmlns:w="http://schemas.openxmlformats.org/wordprocessingml/2006/main" xmlns:w14="http://schemas.microsoft.com/office/word/2010/wordml" xmlns:w15="http://schemas.microsoft.com/office/word/2012/wordml" xmlns:w16cex="http://schemas.microsoft.com/office/word/2018/wordml/cex" xmlns:w16cid="http://schemas.microsoft.com/office/word/2016/wordml/cid" xmlns:w16="http://schemas.microsoft.com/office/word/2018/wordml" xmlns:w16du="http://schemas.microsoft.com/office/word/2023/wordml/word16du" xmlns:w16sdtdh="http://schemas.microsoft.com/office/word/2020/wordml/sdtdatahash" xmlns:w16sdtfl="http://schemas.microsoft.com/office/word/2024/wordml/sdtformatlock" xmlns:w16se="http://schemas.microsoft.com/office/word/2015/wordml/symex" xmlns:wpg="http://schemas.microsoft.com/office/word/2010/wordprocessingGroup" xmlns:wpi="http://schemas.microsoft.com/office/word/2010/wordprocessingInk" xmlns:wne="http://schemas.microsoft.com/office/word/2006/wordml" xmlns:wps="http://schemas.microsoft.com/office/word/2010/wordprocessingShape" mc:Ignorable="w14 w15 w16se w16cid w16 w16cex w16sdtdh w16sdtfl w16du wp14">
   <w:endnote w:type="separator" w:id="-1">
     <w:p>
       <w:pPr>
@@ -16442,7 +16480,7 @@
 </file>
 
 <file path=word/footer1.xml><?xml version="1.0" encoding="utf-8"?>
-<w:ftr xmlns:wpc="http://schemas.microsoft.com/office/word/2010/wordprocessingCanvas" xmlns:cx="http://schemas.microsoft.com/office/drawing/2014/chartex" xmlns:cx1="http://schemas.microsoft.com/office/drawing/2015/9/8/chartex" xmlns:cx2="http://schemas.microsoft.com/office/drawing/2015/10/21/chartex" xmlns:cx3="http://schemas.microsoft.com/office/drawing/2016/5/9/chartex" xmlns:cx4="http://schemas.microsoft.com/office/drawing/2016/5/10/chartex" xmlns:cx5="http://schemas.microsoft.com/office/drawing/2016/5/11/chartex" xmlns:cx6="http://schemas.microsoft.com/office/drawing/2016/5/12/chartex" xmlns:cx7="http://schemas.microsoft.com/office/drawing/2016/5/13/chartex" xmlns:cx8="http://schemas.microsoft.com/office/drawing/2016/5/14/chartex" xmlns:mc="http://schemas.openxmlformats.org/markup-compatibility/2006" xmlns:aink="http://schemas.microsoft.com/office/drawing/2016/ink" xmlns:am3d="http://schemas.microsoft.com/office/drawing/2017/model3d" xmlns:o="urn:schemas-microsoft-com:office:office" xmlns:r="http://schemas.openxmlformats.org/officeDocument/2006/relationships" xmlns:m="http://schemas.openxmlformats.org/officeDocument/2006/math" xmlns:v="urn:schemas-microsoft-com:vml" xmlns:wp14="http://schemas.microsoft.com/office/word/2010/wordprocessingDrawing" xmlns:wp="http://schemas.openxmlformats.org/drawingml/2006/wordprocessingDrawing" xmlns:w10="urn:schemas-microsoft-com:office:word" xmlns:w="http://schemas.openxmlformats.org/wordprocessingml/2006/main" xmlns:w14="http://schemas.microsoft.com/office/word/2010/wordml" xmlns:w15="http://schemas.microsoft.com/office/word/2012/wordml" xmlns:w16cex="http://schemas.microsoft.com/office/word/2018/wordml/cex" xmlns:w16cid="http://schemas.microsoft.com/office/word/2016/wordml/cid" xmlns:w16="http://schemas.microsoft.com/office/word/2018/wordml" xmlns:w16sdtdh="http://schemas.microsoft.com/office/word/2020/wordml/sdtdatahash" xmlns:w16se="http://schemas.microsoft.com/office/word/2015/wordml/symex" xmlns:wpg="http://schemas.microsoft.com/office/word/2010/wordprocessingGroup" xmlns:wpi="http://schemas.microsoft.com/office/word/2010/wordprocessingInk" xmlns:wne="http://schemas.microsoft.com/office/word/2006/wordml" xmlns:wps="http://schemas.microsoft.com/office/word/2010/wordprocessingShape" mc:Ignorable="w14 w15 w16se w16cid w16 w16cex w16sdtdh wp14">
+<w:ftr xmlns:wpc="http://schemas.microsoft.com/office/word/2010/wordprocessingCanvas" xmlns:cx="http://schemas.microsoft.com/office/drawing/2014/chartex" xmlns:cx1="http://schemas.microsoft.com/office/drawing/2015/9/8/chartex" xmlns:cx2="http://schemas.microsoft.com/office/drawing/2015/10/21/chartex" xmlns:cx3="http://schemas.microsoft.com/office/drawing/2016/5/9/chartex" xmlns:cx4="http://schemas.microsoft.com/office/drawing/2016/5/10/chartex" xmlns:cx5="http://schemas.microsoft.com/office/drawing/2016/5/11/chartex" xmlns:cx6="http://schemas.microsoft.com/office/drawing/2016/5/12/chartex" xmlns:cx7="http://schemas.microsoft.com/office/drawing/2016/5/13/chartex" xmlns:cx8="http://schemas.microsoft.com/office/drawing/2016/5/14/chartex" xmlns:mc="http://schemas.openxmlformats.org/markup-compatibility/2006" xmlns:aink="http://schemas.microsoft.com/office/drawing/2016/ink" xmlns:am3d="http://schemas.microsoft.com/office/drawing/2017/model3d" xmlns:o="urn:schemas-microsoft-com:office:office" xmlns:oel="http://schemas.microsoft.com/office/2019/extlst" xmlns:r="http://schemas.openxmlformats.org/officeDocument/2006/relationships" xmlns:m="http://schemas.openxmlformats.org/officeDocument/2006/math" xmlns:v="urn:schemas-microsoft-com:vml" xmlns:wp14="http://schemas.microsoft.com/office/word/2010/wordprocessingDrawing" xmlns:wp="http://schemas.openxmlformats.org/drawingml/2006/wordprocessingDrawing" xmlns:w10="urn:schemas-microsoft-com:office:word" xmlns:w="http://schemas.openxmlformats.org/wordprocessingml/2006/main" xmlns:w14="http://schemas.microsoft.com/office/word/2010/wordml" xmlns:w15="http://schemas.microsoft.com/office/word/2012/wordml" xmlns:w16cex="http://schemas.microsoft.com/office/word/2018/wordml/cex" xmlns:w16cid="http://schemas.microsoft.com/office/word/2016/wordml/cid" xmlns:w16="http://schemas.microsoft.com/office/word/2018/wordml" xmlns:w16du="http://schemas.microsoft.com/office/word/2023/wordml/word16du" xmlns:w16sdtdh="http://schemas.microsoft.com/office/word/2020/wordml/sdtdatahash" xmlns:w16sdtfl="http://schemas.microsoft.com/office/word/2024/wordml/sdtformatlock" xmlns:w16se="http://schemas.microsoft.com/office/word/2015/wordml/symex" xmlns:wpg="http://schemas.microsoft.com/office/word/2010/wordprocessingGroup" xmlns:wpi="http://schemas.microsoft.com/office/word/2010/wordprocessingInk" xmlns:wne="http://schemas.microsoft.com/office/word/2006/wordml" xmlns:wps="http://schemas.microsoft.com/office/word/2010/wordprocessingShape" mc:Ignorable="w14 w15 w16se w16cid w16 w16cex w16sdtdh w16sdtfl w16du wp14">
   <w:p>
     <w:pPr>
       <w:pStyle w:val="Footer"/>
@@ -16507,7 +16545,7 @@
 </file>
 
 <file path=word/footnotes.xml><?xml version="1.0" encoding="utf-8"?>
-<w:footnotes xmlns:wpc="http://schemas.microsoft.com/office/word/2010/wordprocessingCanvas" xmlns:cx="http://schemas.microsoft.com/office/drawing/2014/chartex" xmlns:cx1="http://schemas.microsoft.com/office/drawing/2015/9/8/chartex" xmlns:cx2="http://schemas.microsoft.com/office/drawing/2015/10/21/chartex" xmlns:cx3="http://schemas.microsoft.com/office/drawing/2016/5/9/chartex" xmlns:cx4="http://schemas.microsoft.com/office/drawing/2016/5/10/chartex" xmlns:cx5="http://schemas.microsoft.com/office/drawing/2016/5/11/chartex" xmlns:cx6="http://schemas.microsoft.com/office/drawing/2016/5/12/chartex" xmlns:cx7="http://schemas.microsoft.com/office/drawing/2016/5/13/chartex" xmlns:cx8="http://schemas.microsoft.com/office/drawing/2016/5/14/chartex" xmlns:mc="http://schemas.openxmlformats.org/markup-compatibility/2006" xmlns:aink="http://schemas.microsoft.com/office/drawing/2016/ink" xmlns:am3d="http://schemas.microsoft.com/office/drawing/2017/model3d" xmlns:o="urn:schemas-microsoft-com:office:office" xmlns:r="http://schemas.openxmlformats.org/officeDocument/2006/relationships" xmlns:m="http://schemas.openxmlformats.org/officeDocument/2006/math" xmlns:v="urn:schemas-microsoft-com:vml" xmlns:wp14="http://schemas.microsoft.com/office/word/2010/wordprocessingDrawing" xmlns:wp="http://schemas.openxmlformats.org/drawingml/2006/wordprocessingDrawing" xmlns:w10="urn:schemas-microsoft-com:office:word" xmlns:w="http://schemas.openxmlformats.org/wordprocessingml/2006/main" xmlns:w14="http://schemas.microsoft.com/office/word/2010/wordml" xmlns:w15="http://schemas.microsoft.com/office/word/2012/wordml" xmlns:w16cex="http://schemas.microsoft.com/office/word/2018/wordml/cex" xmlns:w16cid="http://schemas.microsoft.com/office/word/2016/wordml/cid" xmlns:w16="http://schemas.microsoft.com/office/word/2018/wordml" xmlns:w16sdtdh="http://schemas.microsoft.com/office/word/2020/wordml/sdtdatahash" xmlns:w16se="http://schemas.microsoft.com/office/word/2015/wordml/symex" xmlns:wpg="http://schemas.microsoft.com/office/word/2010/wordprocessingGroup" xmlns:wpi="http://schemas.microsoft.com/office/word/2010/wordprocessingInk" xmlns:wne="http://schemas.microsoft.com/office/word/2006/wordml" xmlns:wps="http://schemas.microsoft.com/office/word/2010/wordprocessingShape" mc:Ignorable="w14 w15 w16se w16cid w16 w16cex w16sdtdh wp14">
+<w:footnotes xmlns:wpc="http://schemas.microsoft.com/office/word/2010/wordprocessingCanvas" xmlns:cx="http://schemas.microsoft.com/office/drawing/2014/chartex" xmlns:cx1="http://schemas.microsoft.com/office/drawing/2015/9/8/chartex" xmlns:cx2="http://schemas.microsoft.com/office/drawing/2015/10/21/chartex" xmlns:cx3="http://schemas.microsoft.com/office/drawing/2016/5/9/chartex" xmlns:cx4="http://schemas.microsoft.com/office/drawing/2016/5/10/chartex" xmlns:cx5="http://schemas.microsoft.com/office/drawing/2016/5/11/chartex" xmlns:cx6="http://schemas.microsoft.com/office/drawing/2016/5/12/chartex" xmlns:cx7="http://schemas.microsoft.com/office/drawing/2016/5/13/chartex" xmlns:cx8="http://schemas.microsoft.com/office/drawing/2016/5/14/chartex" xmlns:mc="http://schemas.openxmlformats.org/markup-compatibility/2006" xmlns:aink="http://schemas.microsoft.com/office/drawing/2016/ink" xmlns:am3d="http://schemas.microsoft.com/office/drawing/2017/model3d" xmlns:o="urn:schemas-microsoft-com:office:office" xmlns:oel="http://schemas.microsoft.com/office/2019/extlst" xmlns:r="http://schemas.openxmlformats.org/officeDocument/2006/relationships" xmlns:m="http://schemas.openxmlformats.org/officeDocument/2006/math" xmlns:v="urn:schemas-microsoft-com:vml" xmlns:wp14="http://schemas.microsoft.com/office/word/2010/wordprocessingDrawing" xmlns:wp="http://schemas.openxmlformats.org/drawingml/2006/wordprocessingDrawing" xmlns:w10="urn:schemas-microsoft-com:office:word" xmlns:w="http://schemas.openxmlformats.org/wordprocessingml/2006/main" xmlns:w14="http://schemas.microsoft.com/office/word/2010/wordml" xmlns:w15="http://schemas.microsoft.com/office/word/2012/wordml" xmlns:w16cex="http://schemas.microsoft.com/office/word/2018/wordml/cex" xmlns:w16cid="http://schemas.microsoft.com/office/word/2016/wordml/cid" xmlns:w16="http://schemas.microsoft.com/office/word/2018/wordml" xmlns:w16du="http://schemas.microsoft.com/office/word/2023/wordml/word16du" xmlns:w16sdtdh="http://schemas.microsoft.com/office/word/2020/wordml/sdtdatahash" xmlns:w16sdtfl="http://schemas.microsoft.com/office/word/2024/wordml/sdtformatlock" xmlns:w16se="http://schemas.microsoft.com/office/word/2015/wordml/symex" xmlns:wpg="http://schemas.microsoft.com/office/word/2010/wordprocessingGroup" xmlns:wpi="http://schemas.microsoft.com/office/word/2010/wordprocessingInk" xmlns:wne="http://schemas.microsoft.com/office/word/2006/wordml" xmlns:wps="http://schemas.microsoft.com/office/word/2010/wordprocessingShape" mc:Ignorable="w14 w15 w16se w16cid w16 w16cex w16sdtdh w16sdtfl w16du wp14">
   <w:footnote w:type="separator" w:id="-1">
     <w:p>
       <w:pPr>
@@ -16532,7 +16570,7 @@
 </file>
 
 <file path=word/numbering.xml><?xml version="1.0" encoding="utf-8"?>
-<w:numbering xmlns:wpc="http://schemas.microsoft.com/office/word/2010/wordprocessingCanvas" xmlns:cx="http://schemas.microsoft.com/office/drawing/2014/chartex" xmlns:cx1="http://schemas.microsoft.com/office/drawing/2015/9/8/chartex" xmlns:cx2="http://schemas.microsoft.com/office/drawing/2015/10/21/chartex" xmlns:cx3="http://schemas.microsoft.com/office/drawing/2016/5/9/chartex" xmlns:cx4="http://schemas.microsoft.com/office/drawing/2016/5/10/chartex" xmlns:cx5="http://schemas.microsoft.com/office/drawing/2016/5/11/chartex" xmlns:cx6="http://schemas.microsoft.com/office/drawing/2016/5/12/chartex" xmlns:cx7="http://schemas.microsoft.com/office/drawing/2016/5/13/chartex" xmlns:cx8="http://schemas.microsoft.com/office/drawing/2016/5/14/chartex" xmlns:mc="http://schemas.openxmlformats.org/markup-compatibility/2006" xmlns:aink="http://schemas.microsoft.com/office/drawing/2016/ink" xmlns:am3d="http://schemas.microsoft.com/office/drawing/2017/model3d" xmlns:o="urn:schemas-microsoft-com:office:office" xmlns:r="http://schemas.openxmlformats.org/officeDocument/2006/relationships" xmlns:m="http://schemas.openxmlformats.org/officeDocument/2006/math" xmlns:v="urn:schemas-microsoft-com:vml" xmlns:wp14="http://schemas.microsoft.com/office/word/2010/wordprocessingDrawing" xmlns:wp="http://schemas.openxmlformats.org/drawingml/2006/wordprocessingDrawing" xmlns:w10="urn:schemas-microsoft-com:office:word" xmlns:w="http://schemas.openxmlformats.org/wordprocessingml/2006/main" xmlns:w14="http://schemas.microsoft.com/office/word/2010/wordml" xmlns:w15="http://schemas.microsoft.com/office/word/2012/wordml" xmlns:w16cex="http://schemas.microsoft.com/office/word/2018/wordml/cex" xmlns:w16cid="http://schemas.microsoft.com/office/word/2016/wordml/cid" xmlns:w16="http://schemas.microsoft.com/office/word/2018/wordml" xmlns:w16sdtdh="http://schemas.microsoft.com/office/word/2020/wordml/sdtdatahash" xmlns:w16se="http://schemas.microsoft.com/office/word/2015/wordml/symex" xmlns:wpg="http://schemas.microsoft.com/office/word/2010/wordprocessingGroup" xmlns:wpi="http://schemas.microsoft.com/office/word/2010/wordprocessingInk" xmlns:wne="http://schemas.microsoft.com/office/word/2006/wordml" xmlns:wps="http://schemas.microsoft.com/office/word/2010/wordprocessingShape" mc:Ignorable="w14 w15 w16se w16cid w16 w16cex w16sdtdh wp14">
+<w:numbering xmlns:wpc="http://schemas.microsoft.com/office/word/2010/wordprocessingCanvas" xmlns:cx="http://schemas.microsoft.com/office/drawing/2014/chartex" xmlns:cx1="http://schemas.microsoft.com/office/drawing/2015/9/8/chartex" xmlns:cx2="http://schemas.microsoft.com/office/drawing/2015/10/21/chartex" xmlns:cx3="http://schemas.microsoft.com/office/drawing/2016/5/9/chartex" xmlns:cx4="http://schemas.microsoft.com/office/drawing/2016/5/10/chartex" xmlns:cx5="http://schemas.microsoft.com/office/drawing/2016/5/11/chartex" xmlns:cx6="http://schemas.microsoft.com/office/drawing/2016/5/12/chartex" xmlns:cx7="http://schemas.microsoft.com/office/drawing/2016/5/13/chartex" xmlns:cx8="http://schemas.microsoft.com/office/drawing/2016/5/14/chartex" xmlns:mc="http://schemas.openxmlformats.org/markup-compatibility/2006" xmlns:aink="http://schemas.microsoft.com/office/drawing/2016/ink" xmlns:am3d="http://schemas.microsoft.com/office/drawing/2017/model3d" xmlns:o="urn:schemas-microsoft-com:office:office" xmlns:oel="http://schemas.microsoft.com/office/2019/extlst" xmlns:r="http://schemas.openxmlformats.org/officeDocument/2006/relationships" xmlns:m="http://schemas.openxmlformats.org/officeDocument/2006/math" xmlns:v="urn:schemas-microsoft-com:vml" xmlns:wp14="http://schemas.microsoft.com/office/word/2010/wordprocessingDrawing" xmlns:wp="http://schemas.openxmlformats.org/drawingml/2006/wordprocessingDrawing" xmlns:w10="urn:schemas-microsoft-com:office:word" xmlns:w="http://schemas.openxmlformats.org/wordprocessingml/2006/main" xmlns:w14="http://schemas.microsoft.com/office/word/2010/wordml" xmlns:w15="http://schemas.microsoft.com/office/word/2012/wordml" xmlns:w16cex="http://schemas.microsoft.com/office/word/2018/wordml/cex" xmlns:w16cid="http://schemas.microsoft.com/office/word/2016/wordml/cid" xmlns:w16="http://schemas.microsoft.com/office/word/2018/wordml" xmlns:w16du="http://schemas.microsoft.com/office/word/2023/wordml/word16du" xmlns:w16sdtdh="http://schemas.microsoft.com/office/word/2020/wordml/sdtdatahash" xmlns:w16sdtfl="http://schemas.microsoft.com/office/word/2024/wordml/sdtformatlock" xmlns:w16se="http://schemas.microsoft.com/office/word/2015/wordml/symex" xmlns:wpg="http://schemas.microsoft.com/office/word/2010/wordprocessingGroup" xmlns:wpi="http://schemas.microsoft.com/office/word/2010/wordprocessingInk" xmlns:wne="http://schemas.microsoft.com/office/word/2006/wordml" xmlns:wps="http://schemas.microsoft.com/office/word/2010/wordprocessingShape" mc:Ignorable="w14 w15 w16se w16cid w16 w16cex w16sdtdh w16sdtfl w16du wp14">
   <w:abstractNum w:abstractNumId="0" w15:restartNumberingAfterBreak="0">
     <w:nsid w:val="0C4E4D93"/>
     <w:multiLevelType w:val="multilevel"/>
@@ -21258,31 +21296,31 @@
       </w:rPr>
     </w:lvl>
   </w:abstractNum>
-  <w:num w:numId="1">
+  <w:num w:numId="1" w16cid:durableId="573395003">
     <w:abstractNumId w:val="33"/>
   </w:num>
-  <w:num w:numId="2">
+  <w:num w:numId="2" w16cid:durableId="87895543">
     <w:abstractNumId w:val="27"/>
   </w:num>
-  <w:num w:numId="3">
+  <w:num w:numId="3" w16cid:durableId="79765860">
     <w:abstractNumId w:val="36"/>
   </w:num>
-  <w:num w:numId="4">
+  <w:num w:numId="4" w16cid:durableId="862742877">
     <w:abstractNumId w:val="16"/>
   </w:num>
-  <w:num w:numId="5">
+  <w:num w:numId="5" w16cid:durableId="1744638987">
     <w:abstractNumId w:val="0"/>
   </w:num>
-  <w:num w:numId="6">
+  <w:num w:numId="6" w16cid:durableId="1530027117">
     <w:abstractNumId w:val="17"/>
   </w:num>
-  <w:num w:numId="7">
+  <w:num w:numId="7" w16cid:durableId="1706906345">
     <w:abstractNumId w:val="28"/>
   </w:num>
-  <w:num w:numId="8">
+  <w:num w:numId="8" w16cid:durableId="1162158957">
     <w:abstractNumId w:val="23"/>
   </w:num>
-  <w:num w:numId="9">
+  <w:num w:numId="9" w16cid:durableId="1087190003">
     <w:abstractNumId w:val="22"/>
     <w:lvlOverride w:ilvl="0">
       <w:startOverride w:val="1"/>
@@ -21310,91 +21348,91 @@
       <w:startOverride w:val="1"/>
     </w:lvlOverride>
   </w:num>
-  <w:num w:numId="10">
+  <w:num w:numId="10" w16cid:durableId="1754427860">
     <w:abstractNumId w:val="5"/>
   </w:num>
-  <w:num w:numId="11">
+  <w:num w:numId="11" w16cid:durableId="1385329718">
     <w:abstractNumId w:val="32"/>
   </w:num>
-  <w:num w:numId="12">
+  <w:num w:numId="12" w16cid:durableId="179318177">
     <w:abstractNumId w:val="11"/>
   </w:num>
-  <w:num w:numId="13">
+  <w:num w:numId="13" w16cid:durableId="447623335">
     <w:abstractNumId w:val="31"/>
   </w:num>
-  <w:num w:numId="14">
+  <w:num w:numId="14" w16cid:durableId="1647780248">
     <w:abstractNumId w:val="9"/>
   </w:num>
-  <w:num w:numId="15">
+  <w:num w:numId="15" w16cid:durableId="181743650">
     <w:abstractNumId w:val="29"/>
   </w:num>
-  <w:num w:numId="16">
+  <w:num w:numId="16" w16cid:durableId="344748649">
     <w:abstractNumId w:val="35"/>
   </w:num>
-  <w:num w:numId="17">
+  <w:num w:numId="17" w16cid:durableId="646201505">
     <w:abstractNumId w:val="1"/>
   </w:num>
-  <w:num w:numId="18">
+  <w:num w:numId="18" w16cid:durableId="1708335546">
     <w:abstractNumId w:val="8"/>
   </w:num>
-  <w:num w:numId="19">
+  <w:num w:numId="19" w16cid:durableId="1716613938">
     <w:abstractNumId w:val="24"/>
   </w:num>
-  <w:num w:numId="20">
+  <w:num w:numId="20" w16cid:durableId="1477139064">
     <w:abstractNumId w:val="7"/>
   </w:num>
-  <w:num w:numId="21">
+  <w:num w:numId="21" w16cid:durableId="1038704111">
     <w:abstractNumId w:val="30"/>
   </w:num>
-  <w:num w:numId="22">
+  <w:num w:numId="22" w16cid:durableId="350037974">
     <w:abstractNumId w:val="3"/>
   </w:num>
-  <w:num w:numId="23">
+  <w:num w:numId="23" w16cid:durableId="1359432466">
     <w:abstractNumId w:val="10"/>
   </w:num>
-  <w:num w:numId="24">
+  <w:num w:numId="24" w16cid:durableId="1456174378">
     <w:abstractNumId w:val="21"/>
   </w:num>
-  <w:num w:numId="25">
+  <w:num w:numId="25" w16cid:durableId="521668634">
     <w:abstractNumId w:val="19"/>
   </w:num>
-  <w:num w:numId="26">
+  <w:num w:numId="26" w16cid:durableId="913129202">
     <w:abstractNumId w:val="26"/>
   </w:num>
-  <w:num w:numId="27">
+  <w:num w:numId="27" w16cid:durableId="1395078456">
     <w:abstractNumId w:val="13"/>
   </w:num>
-  <w:num w:numId="28">
+  <w:num w:numId="28" w16cid:durableId="765153975">
     <w:abstractNumId w:val="34"/>
   </w:num>
-  <w:num w:numId="29">
+  <w:num w:numId="29" w16cid:durableId="1949501912">
     <w:abstractNumId w:val="20"/>
   </w:num>
-  <w:num w:numId="30">
+  <w:num w:numId="30" w16cid:durableId="610088703">
     <w:abstractNumId w:val="2"/>
   </w:num>
-  <w:num w:numId="31">
+  <w:num w:numId="31" w16cid:durableId="629015356">
     <w:abstractNumId w:val="6"/>
   </w:num>
-  <w:num w:numId="32">
+  <w:num w:numId="32" w16cid:durableId="1924097881">
     <w:abstractNumId w:val="12"/>
   </w:num>
-  <w:num w:numId="33">
+  <w:num w:numId="33" w16cid:durableId="1963881981">
     <w:abstractNumId w:val="14"/>
   </w:num>
-  <w:num w:numId="34">
+  <w:num w:numId="34" w16cid:durableId="1603566272">
     <w:abstractNumId w:val="4"/>
   </w:num>
-  <w:num w:numId="35">
+  <w:num w:numId="35" w16cid:durableId="908076708">
     <w:abstractNumId w:val="25"/>
   </w:num>
-  <w:num w:numId="36">
+  <w:num w:numId="36" w16cid:durableId="378166043">
     <w:abstractNumId w:val="18"/>
   </w:num>
-  <w:num w:numId="37">
+  <w:num w:numId="37" w16cid:durableId="1810856971">
     <w:abstractNumId w:val="37"/>
   </w:num>
-  <w:num w:numId="38">
+  <w:num w:numId="38" w16cid:durableId="1915358196">
     <w:abstractNumId w:val="15"/>
   </w:num>
   <w:numIdMacAtCleanup w:val="21"/>
@@ -21402,7 +21440,7 @@
 </file>
 
 <file path=word/styles.xml><?xml version="1.0" encoding="utf-8"?>
-<w:styles xmlns:mc="http://schemas.openxmlformats.org/markup-compatibility/2006" xmlns:r="http://schemas.openxmlformats.org/officeDocument/2006/relationships" xmlns:w="http://schemas.openxmlformats.org/wordprocessingml/2006/main" xmlns:w14="http://schemas.microsoft.com/office/word/2010/wordml" xmlns:w15="http://schemas.microsoft.com/office/word/2012/wordml" xmlns:w16cex="http://schemas.microsoft.com/office/word/2018/wordml/cex" xmlns:w16cid="http://schemas.microsoft.com/office/word/2016/wordml/cid" xmlns:w16="http://schemas.microsoft.com/office/word/2018/wordml" xmlns:w16sdtdh="http://schemas.microsoft.com/office/word/2020/wordml/sdtdatahash" xmlns:w16se="http://schemas.microsoft.com/office/word/2015/wordml/symex" mc:Ignorable="w14 w15 w16se w16cid w16 w16cex w16sdtdh">
+<w:styles xmlns:mc="http://schemas.openxmlformats.org/markup-compatibility/2006" xmlns:r="http://schemas.openxmlformats.org/officeDocument/2006/relationships" xmlns:w="http://schemas.openxmlformats.org/wordprocessingml/2006/main" xmlns:w14="http://schemas.microsoft.com/office/word/2010/wordml" xmlns:w15="http://schemas.microsoft.com/office/word/2012/wordml" xmlns:w16cex="http://schemas.microsoft.com/office/word/2018/wordml/cex" xmlns:w16cid="http://schemas.microsoft.com/office/word/2016/wordml/cid" xmlns:w16="http://schemas.microsoft.com/office/word/2018/wordml" xmlns:w16du="http://schemas.microsoft.com/office/word/2023/wordml/word16du" xmlns:w16sdtdh="http://schemas.microsoft.com/office/word/2020/wordml/sdtdatahash" xmlns:w16sdtfl="http://schemas.microsoft.com/office/word/2024/wordml/sdtformatlock" xmlns:w16se="http://schemas.microsoft.com/office/word/2015/wordml/symex" mc:Ignorable="w14 w15 w16se w16cid w16 w16cex w16sdtdh w16sdtfl w16du">
   <w:docDefaults>
     <w:rPrDefault>
       <w:rPr>
